--- a/Document/App smart assignment 2.1.docx
+++ b/Document/App smart assignment 2.1.docx
@@ -1,6 +1,6 @@
 
 <file path=word/document.xml><?xml version="1.0" encoding="utf-8"?>
-<w:document xmlns:wpc="http://schemas.microsoft.com/office/word/2010/wordprocessingCanvas" xmlns:cx="http://schemas.microsoft.com/office/drawing/2014/chartex" xmlns:cx1="http://schemas.microsoft.com/office/drawing/2015/9/8/chartex" xmlns:cx2="http://schemas.microsoft.com/office/drawing/2015/10/21/chartex" xmlns:cx3="http://schemas.microsoft.com/office/drawing/2016/5/9/chartex" xmlns:cx4="http://schemas.microsoft.com/office/drawing/2016/5/10/chartex" xmlns:cx5="http://schemas.microsoft.com/office/drawing/2016/5/11/chartex" xmlns:cx6="http://schemas.microsoft.com/office/drawing/2016/5/12/chartex" xmlns:cx7="http://schemas.microsoft.com/office/drawing/2016/5/13/chartex" xmlns:cx8="http://schemas.microsoft.com/office/drawing/2016/5/14/chartex" xmlns:mc="http://schemas.openxmlformats.org/markup-compatibility/2006" xmlns:aink="http://schemas.microsoft.com/office/drawing/2016/ink" xmlns:am3d="http://schemas.microsoft.com/office/drawing/2017/model3d" xmlns:o="urn:schemas-microsoft-com:office:office" xmlns:r="http://schemas.openxmlformats.org/officeDocument/2006/relationships" xmlns:m="http://schemas.openxmlformats.org/officeDocument/2006/math" xmlns:v="urn:schemas-microsoft-com:vml" xmlns:wp14="http://schemas.microsoft.com/office/word/2010/wordprocessingDrawing" xmlns:wp="http://schemas.openxmlformats.org/drawingml/2006/wordprocessingDrawing" xmlns:w10="urn:schemas-microsoft-com:office:word" xmlns:w="http://schemas.openxmlformats.org/wordprocessingml/2006/main" xmlns:w14="http://schemas.microsoft.com/office/word/2010/wordml" xmlns:w15="http://schemas.microsoft.com/office/word/2012/wordml" xmlns:w16cex="http://schemas.microsoft.com/office/word/2018/wordml/cex" xmlns:w16cid="http://schemas.microsoft.com/office/word/2016/wordml/cid" xmlns:w16="http://schemas.microsoft.com/office/word/2018/wordml" xmlns:w16sdtdh="http://schemas.microsoft.com/office/word/2020/wordml/sdtdatahash" xmlns:w16se="http://schemas.microsoft.com/office/word/2015/wordml/symex" xmlns:wpg="http://schemas.microsoft.com/office/word/2010/wordprocessingGroup" xmlns:wpi="http://schemas.microsoft.com/office/word/2010/wordprocessingInk" xmlns:wne="http://schemas.microsoft.com/office/word/2006/wordml" xmlns:wps="http://schemas.microsoft.com/office/word/2010/wordprocessingShape" mc:Ignorable="w14 w15 w16se w16cid w16 w16cex w16sdtdh wp14">
+<w:document xmlns:wpc="http://schemas.microsoft.com/office/word/2010/wordprocessingCanvas" xmlns:cx="http://schemas.microsoft.com/office/drawing/2014/chartex" xmlns:cx1="http://schemas.microsoft.com/office/drawing/2015/9/8/chartex" xmlns:cx2="http://schemas.microsoft.com/office/drawing/2015/10/21/chartex" xmlns:cx3="http://schemas.microsoft.com/office/drawing/2016/5/9/chartex" xmlns:cx4="http://schemas.microsoft.com/office/drawing/2016/5/10/chartex" xmlns:cx5="http://schemas.microsoft.com/office/drawing/2016/5/11/chartex" xmlns:cx6="http://schemas.microsoft.com/office/drawing/2016/5/12/chartex" xmlns:cx7="http://schemas.microsoft.com/office/drawing/2016/5/13/chartex" xmlns:cx8="http://schemas.microsoft.com/office/drawing/2016/5/14/chartex" xmlns:mc="http://schemas.openxmlformats.org/markup-compatibility/2006" xmlns:aink="http://schemas.microsoft.com/office/drawing/2016/ink" xmlns:am3d="http://schemas.microsoft.com/office/drawing/2017/model3d" xmlns:o="urn:schemas-microsoft-com:office:office" xmlns:oel="http://schemas.microsoft.com/office/2019/extlst" xmlns:r="http://schemas.openxmlformats.org/officeDocument/2006/relationships" xmlns:m="http://schemas.openxmlformats.org/officeDocument/2006/math" xmlns:v="urn:schemas-microsoft-com:vml" xmlns:wp14="http://schemas.microsoft.com/office/word/2010/wordprocessingDrawing" xmlns:wp="http://schemas.openxmlformats.org/drawingml/2006/wordprocessingDrawing" xmlns:w10="urn:schemas-microsoft-com:office:word" xmlns:w="http://schemas.openxmlformats.org/wordprocessingml/2006/main" xmlns:w14="http://schemas.microsoft.com/office/word/2010/wordml" xmlns:w15="http://schemas.microsoft.com/office/word/2012/wordml" xmlns:w16cex="http://schemas.microsoft.com/office/word/2018/wordml/cex" xmlns:w16cid="http://schemas.microsoft.com/office/word/2016/wordml/cid" xmlns:w16="http://schemas.microsoft.com/office/word/2018/wordml" xmlns:w16du="http://schemas.microsoft.com/office/word/2023/wordml/word16du" xmlns:w16sdtdh="http://schemas.microsoft.com/office/word/2020/wordml/sdtdatahash" xmlns:w16sdtfl="http://schemas.microsoft.com/office/word/2024/wordml/sdtformatlock" xmlns:w16se="http://schemas.microsoft.com/office/word/2015/wordml/symex" xmlns:wpg="http://schemas.microsoft.com/office/word/2010/wordprocessingGroup" xmlns:wpi="http://schemas.microsoft.com/office/word/2010/wordprocessingInk" xmlns:wne="http://schemas.microsoft.com/office/word/2006/wordml" xmlns:wps="http://schemas.microsoft.com/office/word/2010/wordprocessingShape" mc:Ignorable="w14 w15 w16se w16cid w16 w16cex w16sdtdh w16sdtfl w16du wp14">
   <w:body>
     <w:p>
       <w:pPr>
@@ -389,7 +389,7 @@
               </wp:anchor>
             </w:drawing>
           </mc:Choice>
-          <mc:Fallback xmlns:oel="http://schemas.microsoft.com/office/2019/extlst" xmlns:w16du="http://schemas.microsoft.com/office/word/2023/wordml/word16du" xmlns:w16sdtfl="http://schemas.microsoft.com/office/word/2024/wordml/sdtformatlock">
+          <mc:Fallback>
             <w:pict>
               <v:shapetype w14:anchorId="621E9FBD" id="_x0000_t202" coordsize="21600,21600" o:spt="202" path="m,l,21600r21600,l21600,xe">
                 <v:stroke joinstyle="miter"/>
@@ -860,159 +860,89 @@
           <w:color w:val="000000" w:themeColor="text1"/>
         </w:rPr>
       </w:pPr>
-      <w:proofErr w:type="spellStart"/>
       <w:r>
         <w:rPr>
-          <w:rFonts w:ascii="TH Sarabun New" w:eastAsia="TH Saraban New" w:hAnsi="TH Sarabun New" w:cs="TH Sarabun New" w:hint="cs"/>
+          <w:rFonts w:ascii="TH Sarabun New" w:eastAsia="TH Saraban New" w:hAnsi="TH Sarabun New" w:cs="TH Sarabun New"/>
+          <w:color w:val="000000" w:themeColor="text1"/>
+          <w:cs/>
+        </w:rPr>
+        <w:t xml:space="preserve">กลุ่ม </w:t>
+      </w:r>
+      <w:r>
+        <w:rPr>
+          <w:rFonts w:ascii="TH Sarabun New" w:eastAsia="TH Saraban New" w:hAnsi="TH Sarabun New" w:cs="TH Sarabun New"/>
           <w:color w:val="000000" w:themeColor="text1"/>
         </w:rPr>
-        <w:t>กลุ่ม</w:t>
+        <w:t xml:space="preserve">Use Case </w:t>
       </w:r>
-      <w:proofErr w:type="spellEnd"/>
       <w:r>
         <w:rPr>
-          <w:rFonts w:ascii="TH Sarabun New" w:eastAsia="TH Saraban New" w:hAnsi="TH Sarabun New" w:cs="TH Sarabun New" w:hint="cs"/>
+          <w:rFonts w:ascii="TH Sarabun New" w:eastAsia="TH Saraban New" w:hAnsi="TH Sarabun New" w:cs="TH Sarabun New"/>
+          <w:color w:val="000000" w:themeColor="text1"/>
+          <w:cs/>
+        </w:rPr>
+        <w:t>นี้ใช้สำหรับผู้ดูแลระบบสูงสุด (</w:t>
+      </w:r>
+      <w:r>
+        <w:rPr>
+          <w:rFonts w:ascii="TH Sarabun New" w:eastAsia="TH Saraban New" w:hAnsi="TH Sarabun New" w:cs="TH Sarabun New"/>
           <w:color w:val="000000" w:themeColor="text1"/>
         </w:rPr>
-        <w:t xml:space="preserve"> Use Case </w:t>
+        <w:t xml:space="preserve">App Owner / Super Admin) </w:t>
       </w:r>
-      <w:proofErr w:type="spellStart"/>
       <w:r>
         <w:rPr>
-          <w:rFonts w:ascii="TH Sarabun New" w:eastAsia="TH Saraban New" w:hAnsi="TH Sarabun New" w:cs="TH Sarabun New" w:hint="cs"/>
+          <w:rFonts w:ascii="TH Sarabun New" w:eastAsia="TH Saraban New" w:hAnsi="TH Sarabun New" w:cs="TH Sarabun New"/>
+          <w:color w:val="000000" w:themeColor="text1"/>
+          <w:cs/>
+        </w:rPr>
+        <w:t>ในการบริหารจัดการผู้เช่าระบบ (</w:t>
+      </w:r>
+      <w:r>
+        <w:rPr>
+          <w:rFonts w:ascii="TH Sarabun New" w:eastAsia="TH Saraban New" w:hAnsi="TH Sarabun New" w:cs="TH Sarabun New"/>
           <w:color w:val="000000" w:themeColor="text1"/>
         </w:rPr>
-        <w:t>นี้ใช้สำหรับผู้ดูแลระบบสูงสุด</w:t>
+        <w:t xml:space="preserve">Tenants) </w:t>
       </w:r>
-      <w:proofErr w:type="spellEnd"/>
       <w:r>
         <w:rPr>
-          <w:rFonts w:ascii="TH Sarabun New" w:eastAsia="TH Saraban New" w:hAnsi="TH Sarabun New" w:cs="TH Sarabun New" w:hint="cs"/>
+          <w:rFonts w:ascii="TH Sarabun New" w:eastAsia="TH Saraban New" w:hAnsi="TH Sarabun New" w:cs="TH Sarabun New"/>
+          <w:color w:val="000000" w:themeColor="text1"/>
+          <w:cs/>
+        </w:rPr>
+        <w:t xml:space="preserve">หรือบริษัททั้งหมดบนแพลตฟอร์มแบบ </w:t>
+      </w:r>
+      <w:r>
+        <w:rPr>
+          <w:rFonts w:ascii="TH Sarabun New" w:eastAsia="TH Saraban New" w:hAnsi="TH Sarabun New" w:cs="TH Sarabun New"/>
           <w:color w:val="000000" w:themeColor="text1"/>
         </w:rPr>
-        <w:t xml:space="preserve"> (App Owner / Super Admin) </w:t>
+        <w:t xml:space="preserve">Multi-Tenant </w:t>
       </w:r>
-      <w:proofErr w:type="spellStart"/>
       <w:r>
         <w:rPr>
-          <w:rFonts w:ascii="TH Sarabun New" w:eastAsia="TH Saraban New" w:hAnsi="TH Sarabun New" w:cs="TH Sarabun New" w:hint="cs"/>
+          <w:rFonts w:ascii="TH Sarabun New" w:eastAsia="TH Saraban New" w:hAnsi="TH Sarabun New" w:cs="TH Sarabun New"/>
+          <w:color w:val="000000" w:themeColor="text1"/>
+          <w:cs/>
+        </w:rPr>
+        <w:t>โดยสามารถทำรายการสืบค้นข้อมูล เพิ่มบริษัท ปรับปรุงรายละเอียดบริษัท ตลอดจนสั่งระงับหรือลบบริษัท ซึ่งเมื่อมีการสร้างบริษัทใหม่ระบบจะทำหน้าที่สร้างบัญชีผู้ดูแลระบบประจำบริษัท (</w:t>
+      </w:r>
+      <w:r>
+        <w:rPr>
+          <w:rFonts w:ascii="TH Sarabun New" w:eastAsia="TH Saraban New" w:hAnsi="TH Sarabun New" w:cs="TH Sarabun New"/>
           <w:color w:val="000000" w:themeColor="text1"/>
         </w:rPr>
-        <w:t>ในการบริหารจัดการผู้เช่าระบบ</w:t>
+        <w:t xml:space="preserve">Company Admin) </w:t>
       </w:r>
-      <w:proofErr w:type="spellEnd"/>
       <w:r>
         <w:rPr>
-          <w:rFonts w:ascii="TH Sarabun New" w:eastAsia="TH Saraban New" w:hAnsi="TH Sarabun New" w:cs="TH Sarabun New" w:hint="cs"/>
+          <w:rFonts w:ascii="TH Sarabun New" w:eastAsia="TH Saraban New" w:hAnsi="TH Sarabun New" w:cs="TH Sarabun New"/>
           <w:color w:val="000000" w:themeColor="text1"/>
-        </w:rPr>
-        <w:t xml:space="preserve"> (Tenants) </w:t>
-      </w:r>
-      <w:proofErr w:type="spellStart"/>
-      <w:r>
-        <w:rPr>
-          <w:rFonts w:ascii="TH Sarabun New" w:eastAsia="TH Saraban New" w:hAnsi="TH Sarabun New" w:cs="TH Sarabun New" w:hint="cs"/>
-          <w:color w:val="000000" w:themeColor="text1"/>
-        </w:rPr>
-        <w:t>หรือบริษัททั้งหมดบนแพลตฟอร์มแบบ</w:t>
-      </w:r>
-      <w:proofErr w:type="spellEnd"/>
-      <w:r>
-        <w:rPr>
-          <w:rFonts w:ascii="TH Sarabun New" w:eastAsia="TH Saraban New" w:hAnsi="TH Sarabun New" w:cs="TH Sarabun New" w:hint="cs"/>
-          <w:color w:val="000000" w:themeColor="text1"/>
-        </w:rPr>
-        <w:t xml:space="preserve"> Multi-Tenant </w:t>
-      </w:r>
-      <w:proofErr w:type="spellStart"/>
-      <w:r>
-        <w:rPr>
-          <w:rFonts w:ascii="TH Sarabun New" w:eastAsia="TH Saraban New" w:hAnsi="TH Sarabun New" w:cs="TH Sarabun New" w:hint="cs"/>
-          <w:color w:val="000000" w:themeColor="text1"/>
-        </w:rPr>
-        <w:t>โดยสามารถทำรายการสืบค้นข้อมูล</w:t>
-      </w:r>
-      <w:proofErr w:type="spellEnd"/>
-      <w:r>
-        <w:rPr>
-          <w:rFonts w:ascii="TH Sarabun New" w:eastAsia="TH Saraban New" w:hAnsi="TH Sarabun New" w:cs="TH Sarabun New" w:hint="cs"/>
-          <w:color w:val="000000" w:themeColor="text1"/>
-        </w:rPr>
-        <w:t xml:space="preserve"> </w:t>
-      </w:r>
-      <w:proofErr w:type="spellStart"/>
-      <w:r>
-        <w:rPr>
-          <w:rFonts w:ascii="TH Sarabun New" w:eastAsia="TH Saraban New" w:hAnsi="TH Sarabun New" w:cs="TH Sarabun New" w:hint="cs"/>
-          <w:color w:val="000000" w:themeColor="text1"/>
-        </w:rPr>
-        <w:t>เพิ่มบริษัท</w:t>
-      </w:r>
-      <w:proofErr w:type="spellEnd"/>
-      <w:r>
-        <w:rPr>
-          <w:rFonts w:ascii="TH Sarabun New" w:eastAsia="TH Saraban New" w:hAnsi="TH Sarabun New" w:cs="TH Sarabun New" w:hint="cs"/>
-          <w:color w:val="000000" w:themeColor="text1"/>
-        </w:rPr>
-        <w:t xml:space="preserve"> </w:t>
-      </w:r>
-      <w:proofErr w:type="spellStart"/>
-      <w:r>
-        <w:rPr>
-          <w:rFonts w:ascii="TH Sarabun New" w:eastAsia="TH Saraban New" w:hAnsi="TH Sarabun New" w:cs="TH Sarabun New" w:hint="cs"/>
-          <w:color w:val="000000" w:themeColor="text1"/>
-        </w:rPr>
-        <w:t>ปรับปรุงรายละเอียดบริษัท</w:t>
-      </w:r>
-      <w:proofErr w:type="spellEnd"/>
-      <w:r>
-        <w:rPr>
-          <w:rFonts w:ascii="TH Sarabun New" w:eastAsia="TH Saraban New" w:hAnsi="TH Sarabun New" w:cs="TH Sarabun New" w:hint="cs"/>
-          <w:color w:val="000000" w:themeColor="text1"/>
-        </w:rPr>
-        <w:t xml:space="preserve"> </w:t>
-      </w:r>
-      <w:proofErr w:type="spellStart"/>
-      <w:r>
-        <w:rPr>
-          <w:rFonts w:ascii="TH Sarabun New" w:eastAsia="TH Saraban New" w:hAnsi="TH Sarabun New" w:cs="TH Sarabun New" w:hint="cs"/>
-          <w:color w:val="000000" w:themeColor="text1"/>
-        </w:rPr>
-        <w:t>ตลอดจนสั่งระงับหรือลบบริษัท</w:t>
-      </w:r>
-      <w:proofErr w:type="spellEnd"/>
-      <w:r>
-        <w:rPr>
-          <w:rFonts w:ascii="TH Sarabun New" w:eastAsia="TH Saraban New" w:hAnsi="TH Sarabun New" w:cs="TH Sarabun New" w:hint="cs"/>
-          <w:color w:val="000000" w:themeColor="text1"/>
-        </w:rPr>
-        <w:t xml:space="preserve"> ซึ่งเมื่อมีการสร้างบริษัทใหม่ระบบจะทำหน้าที่สร้าง</w:t>
-      </w:r>
-      <w:proofErr w:type="spellStart"/>
-      <w:r>
-        <w:rPr>
-          <w:rFonts w:ascii="TH Sarabun New" w:eastAsia="TH Saraban New" w:hAnsi="TH Sarabun New" w:cs="TH Sarabun New" w:hint="cs"/>
-          <w:color w:val="000000" w:themeColor="text1"/>
-        </w:rPr>
-        <w:t>บัญชีผู้ดูแลระบบประจำบริษัท</w:t>
-      </w:r>
-      <w:proofErr w:type="spellEnd"/>
-      <w:r>
-        <w:rPr>
-          <w:rFonts w:ascii="TH Sarabun New" w:eastAsia="TH Saraban New" w:hAnsi="TH Sarabun New" w:cs="TH Sarabun New" w:hint="cs"/>
-          <w:color w:val="000000" w:themeColor="text1"/>
-        </w:rPr>
-        <w:t xml:space="preserve"> (Company Admin) </w:t>
-      </w:r>
-      <w:proofErr w:type="spellStart"/>
-      <w:r>
-        <w:rPr>
-          <w:rFonts w:ascii="TH Sarabun New" w:eastAsia="TH Saraban New" w:hAnsi="TH Sarabun New" w:cs="TH Sarabun New" w:hint="cs"/>
-          <w:color w:val="000000" w:themeColor="text1"/>
+          <w:cs/>
         </w:rPr>
         <w:t>ให้อัตโนมัติเพื่อนำไปเริ่มใช้งานต่อได้ทันที</w:t>
       </w:r>
-      <w:proofErr w:type="spellEnd"/>
     </w:p>
     <w:p>
       <w:pPr>
@@ -1094,17 +1024,15 @@
                 <w:szCs w:val="32"/>
               </w:rPr>
             </w:pPr>
-            <w:proofErr w:type="spellStart"/>
-            <w:r>
-              <w:rPr>
-                <w:rFonts w:ascii="TH Sarabun New" w:eastAsia="TH Saraban New" w:hAnsi="TH Sarabun New" w:cs="TH Sarabun New" w:hint="cs"/>
-                <w:color w:val="000000" w:themeColor="text1"/>
-                <w:sz w:val="32"/>
-                <w:szCs w:val="32"/>
-              </w:rPr>
-              <w:t>TaskToGroup</w:t>
-            </w:r>
-            <w:proofErr w:type="spellEnd"/>
+            <w:r>
+              <w:rPr>
+                <w:rFonts w:ascii="TH Sarabun New" w:eastAsia="TH Saraban New" w:hAnsi="TH Sarabun New" w:cs="TH Sarabun New"/>
+                <w:color w:val="000000" w:themeColor="text1"/>
+                <w:sz w:val="32"/>
+                <w:szCs w:val="32"/>
+              </w:rPr>
+              <w:t>Smart Assignment</w:t>
+            </w:r>
             <w:r>
               <w:rPr>
                 <w:rFonts w:ascii="TH Sarabun New" w:eastAsia="TH Saraban New" w:hAnsi="TH Sarabun New" w:cs="TH Sarabun New" w:hint="cs"/>
@@ -2043,17 +1971,15 @@
                 <w:szCs w:val="32"/>
               </w:rPr>
             </w:pPr>
-            <w:proofErr w:type="spellStart"/>
-            <w:r>
-              <w:rPr>
-                <w:rFonts w:ascii="TH Sarabun New" w:eastAsia="TH Saraban New" w:hAnsi="TH Sarabun New" w:cs="TH Sarabun New" w:hint="cs"/>
-                <w:color w:val="000000" w:themeColor="text1"/>
-                <w:sz w:val="32"/>
-                <w:szCs w:val="32"/>
-              </w:rPr>
-              <w:t>TaskToGroup</w:t>
-            </w:r>
-            <w:proofErr w:type="spellEnd"/>
+            <w:r>
+              <w:rPr>
+                <w:rFonts w:ascii="TH Sarabun New" w:eastAsia="TH Saraban New" w:hAnsi="TH Sarabun New" w:cs="TH Sarabun New" w:hint="cs"/>
+                <w:color w:val="000000" w:themeColor="text1"/>
+                <w:sz w:val="32"/>
+                <w:szCs w:val="32"/>
+              </w:rPr>
+              <w:t>Smart Assignment</w:t>
+            </w:r>
             <w:r>
               <w:rPr>
                 <w:rFonts w:ascii="TH Sarabun New" w:eastAsia="TH Saraban New" w:hAnsi="TH Sarabun New" w:cs="TH Sarabun New" w:hint="cs"/>
@@ -3707,17 +3633,15 @@
                 <w:szCs w:val="32"/>
               </w:rPr>
             </w:pPr>
-            <w:proofErr w:type="spellStart"/>
-            <w:r>
-              <w:rPr>
-                <w:rFonts w:ascii="TH Sarabun New" w:eastAsia="TH Saraban New" w:hAnsi="TH Sarabun New" w:cs="TH Sarabun New" w:hint="cs"/>
-                <w:color w:val="000000" w:themeColor="text1"/>
-                <w:sz w:val="32"/>
-                <w:szCs w:val="32"/>
-              </w:rPr>
-              <w:t>TaskToGroup</w:t>
-            </w:r>
-            <w:proofErr w:type="spellEnd"/>
+            <w:r>
+              <w:rPr>
+                <w:rFonts w:ascii="TH Sarabun New" w:eastAsia="TH Saraban New" w:hAnsi="TH Sarabun New" w:cs="TH Sarabun New" w:hint="cs"/>
+                <w:color w:val="000000" w:themeColor="text1"/>
+                <w:sz w:val="32"/>
+                <w:szCs w:val="32"/>
+              </w:rPr>
+              <w:t>Smart Assignment</w:t>
+            </w:r>
             <w:r>
               <w:rPr>
                 <w:rFonts w:ascii="TH Sarabun New" w:eastAsia="TH Saraban New" w:hAnsi="TH Sarabun New" w:cs="TH Sarabun New" w:hint="cs"/>
@@ -5087,17 +5011,15 @@
                 <w:szCs w:val="32"/>
               </w:rPr>
             </w:pPr>
-            <w:proofErr w:type="spellStart"/>
-            <w:r>
-              <w:rPr>
-                <w:rFonts w:ascii="TH Sarabun New" w:eastAsia="TH Saraban New" w:hAnsi="TH Sarabun New" w:cs="TH Sarabun New" w:hint="cs"/>
-                <w:color w:val="000000" w:themeColor="text1"/>
-                <w:sz w:val="32"/>
-                <w:szCs w:val="32"/>
-              </w:rPr>
-              <w:t>TaskToGroup</w:t>
-            </w:r>
-            <w:proofErr w:type="spellEnd"/>
+            <w:r>
+              <w:rPr>
+                <w:rFonts w:ascii="TH Sarabun New" w:eastAsia="TH Saraban New" w:hAnsi="TH Sarabun New" w:cs="TH Sarabun New" w:hint="cs"/>
+                <w:color w:val="000000" w:themeColor="text1"/>
+                <w:sz w:val="32"/>
+                <w:szCs w:val="32"/>
+              </w:rPr>
+              <w:t>Smart Assignment</w:t>
+            </w:r>
             <w:r>
               <w:rPr>
                 <w:rFonts w:ascii="TH Sarabun New" w:eastAsia="TH Saraban New" w:hAnsi="TH Sarabun New" w:cs="TH Sarabun New" w:hint="cs"/>
@@ -6578,17 +6500,15 @@
                 <w:szCs w:val="32"/>
               </w:rPr>
             </w:pPr>
-            <w:proofErr w:type="spellStart"/>
-            <w:r>
-              <w:rPr>
-                <w:rFonts w:ascii="TH Sarabun New" w:eastAsia="TH Saraban New" w:hAnsi="TH Sarabun New" w:cs="TH Sarabun New" w:hint="cs"/>
-                <w:color w:val="000000" w:themeColor="text1"/>
-                <w:sz w:val="32"/>
-                <w:szCs w:val="32"/>
-              </w:rPr>
-              <w:t>TaskToGroup</w:t>
-            </w:r>
-            <w:proofErr w:type="spellEnd"/>
+            <w:r>
+              <w:rPr>
+                <w:rFonts w:ascii="TH Sarabun New" w:eastAsia="TH Saraban New" w:hAnsi="TH Sarabun New" w:cs="TH Sarabun New" w:hint="cs"/>
+                <w:color w:val="000000" w:themeColor="text1"/>
+                <w:sz w:val="32"/>
+                <w:szCs w:val="32"/>
+              </w:rPr>
+              <w:t>Smart Assignment</w:t>
+            </w:r>
             <w:r>
               <w:rPr>
                 <w:rFonts w:ascii="TH Sarabun New" w:eastAsia="TH Saraban New" w:hAnsi="TH Sarabun New" w:cs="TH Sarabun New" w:hint="cs"/>
@@ -8209,17 +8129,15 @@
                 <w:szCs w:val="32"/>
               </w:rPr>
             </w:pPr>
-            <w:proofErr w:type="spellStart"/>
-            <w:r>
-              <w:rPr>
-                <w:rFonts w:ascii="TH Sarabun New" w:eastAsia="TH Saraban New" w:hAnsi="TH Sarabun New" w:cs="TH Sarabun New" w:hint="cs"/>
-                <w:color w:val="000000" w:themeColor="text1"/>
-                <w:sz w:val="32"/>
-                <w:szCs w:val="32"/>
-              </w:rPr>
-              <w:t>TaskToGroup</w:t>
-            </w:r>
-            <w:proofErr w:type="spellEnd"/>
+            <w:r>
+              <w:rPr>
+                <w:rFonts w:ascii="TH Sarabun New" w:eastAsia="TH Saraban New" w:hAnsi="TH Sarabun New" w:cs="TH Sarabun New" w:hint="cs"/>
+                <w:color w:val="000000" w:themeColor="text1"/>
+                <w:sz w:val="32"/>
+                <w:szCs w:val="32"/>
+              </w:rPr>
+              <w:t>Smart Assignment</w:t>
+            </w:r>
             <w:r>
               <w:rPr>
                 <w:rFonts w:ascii="TH Sarabun New" w:eastAsia="TH Saraban New" w:hAnsi="TH Sarabun New" w:cs="TH Sarabun New" w:hint="cs"/>
@@ -9756,17 +9674,15 @@
                 <w:szCs w:val="32"/>
               </w:rPr>
             </w:pPr>
-            <w:proofErr w:type="spellStart"/>
-            <w:r>
-              <w:rPr>
-                <w:rFonts w:ascii="TH Sarabun New" w:eastAsia="TH Saraban New" w:hAnsi="TH Sarabun New" w:cs="TH Sarabun New" w:hint="cs"/>
-                <w:color w:val="000000" w:themeColor="text1"/>
-                <w:sz w:val="32"/>
-                <w:szCs w:val="32"/>
-              </w:rPr>
-              <w:t>TaskToGroup</w:t>
-            </w:r>
-            <w:proofErr w:type="spellEnd"/>
+            <w:r>
+              <w:rPr>
+                <w:rFonts w:ascii="TH Sarabun New" w:eastAsia="TH Saraban New" w:hAnsi="TH Sarabun New" w:cs="TH Sarabun New" w:hint="cs"/>
+                <w:color w:val="000000" w:themeColor="text1"/>
+                <w:sz w:val="32"/>
+                <w:szCs w:val="32"/>
+              </w:rPr>
+              <w:t>Smart Assignment</w:t>
+            </w:r>
             <w:r>
               <w:rPr>
                 <w:rFonts w:ascii="TH Sarabun New" w:eastAsia="TH Saraban New" w:hAnsi="TH Sarabun New" w:cs="TH Sarabun New" w:hint="cs"/>
@@ -11054,17 +10970,15 @@
                 <w:szCs w:val="32"/>
               </w:rPr>
             </w:pPr>
-            <w:proofErr w:type="spellStart"/>
-            <w:r>
-              <w:rPr>
-                <w:rFonts w:ascii="TH Sarabun New" w:eastAsia="TH Saraban New" w:hAnsi="TH Sarabun New" w:cs="TH Sarabun New" w:hint="cs"/>
-                <w:color w:val="000000" w:themeColor="text1"/>
-                <w:sz w:val="32"/>
-                <w:szCs w:val="32"/>
-              </w:rPr>
-              <w:t>TaskToGroup</w:t>
-            </w:r>
-            <w:proofErr w:type="spellEnd"/>
+            <w:r>
+              <w:rPr>
+                <w:rFonts w:ascii="TH Sarabun New" w:eastAsia="TH Saraban New" w:hAnsi="TH Sarabun New" w:cs="TH Sarabun New" w:hint="cs"/>
+                <w:color w:val="000000" w:themeColor="text1"/>
+                <w:sz w:val="32"/>
+                <w:szCs w:val="32"/>
+              </w:rPr>
+              <w:t>Smart Assignment</w:t>
+            </w:r>
             <w:r>
               <w:rPr>
                 <w:rFonts w:ascii="TH Sarabun New" w:eastAsia="TH Saraban New" w:hAnsi="TH Sarabun New" w:cs="TH Sarabun New" w:hint="cs"/>
@@ -12643,17 +12557,15 @@
                 <w:szCs w:val="32"/>
               </w:rPr>
             </w:pPr>
-            <w:proofErr w:type="spellStart"/>
-            <w:r>
-              <w:rPr>
-                <w:rFonts w:ascii="TH Sarabun New" w:eastAsia="TH Saraban New" w:hAnsi="TH Sarabun New" w:cs="TH Sarabun New" w:hint="cs"/>
-                <w:color w:val="000000" w:themeColor="text1"/>
-                <w:sz w:val="32"/>
-                <w:szCs w:val="32"/>
-              </w:rPr>
-              <w:t>TaskToGroup</w:t>
-            </w:r>
-            <w:proofErr w:type="spellEnd"/>
+            <w:r>
+              <w:rPr>
+                <w:rFonts w:ascii="TH Sarabun New" w:eastAsia="TH Saraban New" w:hAnsi="TH Sarabun New" w:cs="TH Sarabun New" w:hint="cs"/>
+                <w:color w:val="000000" w:themeColor="text1"/>
+                <w:sz w:val="32"/>
+                <w:szCs w:val="32"/>
+              </w:rPr>
+              <w:t>Smart Assignment</w:t>
+            </w:r>
             <w:r>
               <w:rPr>
                 <w:rFonts w:ascii="TH Sarabun New" w:eastAsia="TH Saraban New" w:hAnsi="TH Sarabun New" w:cs="TH Sarabun New" w:hint="cs"/>
@@ -13543,17 +13455,15 @@
                 <w:szCs w:val="32"/>
               </w:rPr>
             </w:pPr>
-            <w:proofErr w:type="spellStart"/>
-            <w:r>
-              <w:rPr>
-                <w:rFonts w:ascii="TH Sarabun New" w:eastAsia="TH Saraban New" w:hAnsi="TH Sarabun New" w:cs="TH Sarabun New" w:hint="cs"/>
-                <w:color w:val="000000" w:themeColor="text1"/>
-                <w:sz w:val="32"/>
-                <w:szCs w:val="32"/>
-              </w:rPr>
-              <w:t>TaskToGroup</w:t>
-            </w:r>
-            <w:proofErr w:type="spellEnd"/>
+            <w:r>
+              <w:rPr>
+                <w:rFonts w:ascii="TH Sarabun New" w:eastAsia="TH Saraban New" w:hAnsi="TH Sarabun New" w:cs="TH Sarabun New" w:hint="cs"/>
+                <w:color w:val="000000" w:themeColor="text1"/>
+                <w:sz w:val="32"/>
+                <w:szCs w:val="32"/>
+              </w:rPr>
+              <w:t>Smart Assignment</w:t>
+            </w:r>
             <w:r>
               <w:rPr>
                 <w:rFonts w:ascii="TH Sarabun New" w:eastAsia="TH Saraban New" w:hAnsi="TH Sarabun New" w:cs="TH Sarabun New" w:hint="cs"/>
@@ -14757,17 +14667,15 @@
                 <w:szCs w:val="32"/>
               </w:rPr>
             </w:pPr>
-            <w:proofErr w:type="spellStart"/>
-            <w:r>
-              <w:rPr>
-                <w:rFonts w:ascii="TH Sarabun New" w:eastAsia="TH Saraban New" w:hAnsi="TH Sarabun New" w:cs="TH Sarabun New" w:hint="cs"/>
-                <w:color w:val="000000" w:themeColor="text1"/>
-                <w:sz w:val="32"/>
-                <w:szCs w:val="32"/>
-              </w:rPr>
-              <w:t>TaskToGroup</w:t>
-            </w:r>
-            <w:proofErr w:type="spellEnd"/>
+            <w:r>
+              <w:rPr>
+                <w:rFonts w:ascii="TH Sarabun New" w:eastAsia="TH Saraban New" w:hAnsi="TH Sarabun New" w:cs="TH Sarabun New" w:hint="cs"/>
+                <w:color w:val="000000" w:themeColor="text1"/>
+                <w:sz w:val="32"/>
+                <w:szCs w:val="32"/>
+              </w:rPr>
+              <w:t>Smart Assignment</w:t>
+            </w:r>
             <w:r>
               <w:rPr>
                 <w:rFonts w:ascii="TH Sarabun New" w:eastAsia="TH Saraban New" w:hAnsi="TH Sarabun New" w:cs="TH Sarabun New" w:hint="cs"/>
@@ -15971,17 +15879,15 @@
                 <w:szCs w:val="32"/>
               </w:rPr>
             </w:pPr>
-            <w:proofErr w:type="spellStart"/>
-            <w:r>
-              <w:rPr>
-                <w:rFonts w:ascii="TH Sarabun New" w:eastAsia="TH Saraban New" w:hAnsi="TH Sarabun New" w:cs="TH Sarabun New" w:hint="cs"/>
-                <w:color w:val="000000" w:themeColor="text1"/>
-                <w:sz w:val="32"/>
-                <w:szCs w:val="32"/>
-              </w:rPr>
-              <w:t>TaskToGroup</w:t>
-            </w:r>
-            <w:proofErr w:type="spellEnd"/>
+            <w:r>
+              <w:rPr>
+                <w:rFonts w:ascii="TH Sarabun New" w:eastAsia="TH Saraban New" w:hAnsi="TH Sarabun New" w:cs="TH Sarabun New" w:hint="cs"/>
+                <w:color w:val="000000" w:themeColor="text1"/>
+                <w:sz w:val="32"/>
+                <w:szCs w:val="32"/>
+              </w:rPr>
+              <w:t>Smart Assignment</w:t>
+            </w:r>
             <w:r>
               <w:rPr>
                 <w:rFonts w:ascii="TH Sarabun New" w:eastAsia="TH Saraban New" w:hAnsi="TH Sarabun New" w:cs="TH Sarabun New" w:hint="cs"/>
@@ -16702,17 +16608,17 @@
                 <w:sz w:val="32"/>
                 <w:szCs w:val="32"/>
               </w:rPr>
-              <w:t>5.1 ในกรณีที่หมวดหมู่มีงานหรือข้อมูลเชื่อมโยง</w:t>
-            </w:r>
-            <w:proofErr w:type="spellStart"/>
-            <w:r>
-              <w:rPr>
-                <w:rFonts w:ascii="TH Sarabun New" w:eastAsia="TH Saraban New" w:hAnsi="TH Sarabun New" w:cs="TH Sarabun New" w:hint="cs"/>
-                <w:color w:val="000000" w:themeColor="text1"/>
-                <w:sz w:val="32"/>
-                <w:szCs w:val="32"/>
-              </w:rPr>
-              <w:t>ค้างอยู่จนไม่สามารถลบได้</w:t>
+              <w:t>5.1 ในกรณีที่หมวดหมู่มี</w:t>
+            </w:r>
+            <w:proofErr w:type="spellStart"/>
+            <w:r>
+              <w:rPr>
+                <w:rFonts w:ascii="TH Sarabun New" w:eastAsia="TH Saraban New" w:hAnsi="TH Sarabun New" w:cs="TH Sarabun New" w:hint="cs"/>
+                <w:color w:val="000000" w:themeColor="text1"/>
+                <w:sz w:val="32"/>
+                <w:szCs w:val="32"/>
+              </w:rPr>
+              <w:t>งานหรือข้อมูลเชื่อมโยงค้างอยู่จนไม่สามารถลบได้</w:t>
             </w:r>
             <w:proofErr w:type="spellEnd"/>
             <w:r>
@@ -17017,17 +16923,15 @@
                 <w:szCs w:val="32"/>
               </w:rPr>
             </w:pPr>
-            <w:proofErr w:type="spellStart"/>
-            <w:r>
-              <w:rPr>
-                <w:rFonts w:ascii="TH Sarabun New" w:eastAsia="TH Saraban New" w:hAnsi="TH Sarabun New" w:cs="TH Sarabun New" w:hint="cs"/>
-                <w:color w:val="000000" w:themeColor="text1"/>
-                <w:sz w:val="32"/>
-                <w:szCs w:val="32"/>
-              </w:rPr>
-              <w:t>TaskToGroup</w:t>
-            </w:r>
-            <w:proofErr w:type="spellEnd"/>
+            <w:r>
+              <w:rPr>
+                <w:rFonts w:ascii="TH Sarabun New" w:eastAsia="TH Saraban New" w:hAnsi="TH Sarabun New" w:cs="TH Sarabun New" w:hint="cs"/>
+                <w:color w:val="000000" w:themeColor="text1"/>
+                <w:sz w:val="32"/>
+                <w:szCs w:val="32"/>
+              </w:rPr>
+              <w:t>Smart Assignment</w:t>
+            </w:r>
             <w:r>
               <w:rPr>
                 <w:rFonts w:ascii="TH Sarabun New" w:eastAsia="TH Saraban New" w:hAnsi="TH Sarabun New" w:cs="TH Sarabun New" w:hint="cs"/>
@@ -17339,7 +17243,7 @@
           <w:p>
             <w:pPr>
               <w:rPr>
-                <w:rFonts w:ascii="TH Sarabun New" w:hAnsi="TH Sarabun New" w:cs="TH Sarabun New" w:hint="cs"/>
+                <w:rFonts w:ascii="TH Sarabun New" w:hAnsi="TH Sarabun New" w:cs="TH Sarabun New"/>
                 <w:color w:val="000000" w:themeColor="text1"/>
                 <w:sz w:val="32"/>
                 <w:szCs w:val="32"/>
@@ -18103,17 +18007,15 @@
                 <w:szCs w:val="32"/>
               </w:rPr>
             </w:pPr>
-            <w:proofErr w:type="spellStart"/>
-            <w:r>
-              <w:rPr>
-                <w:rFonts w:ascii="TH Sarabun New" w:eastAsia="TH Saraban New" w:hAnsi="TH Sarabun New" w:cs="TH Sarabun New" w:hint="cs"/>
-                <w:color w:val="000000" w:themeColor="text1"/>
-                <w:sz w:val="32"/>
-                <w:szCs w:val="32"/>
-              </w:rPr>
-              <w:t>TaskToGroup</w:t>
-            </w:r>
-            <w:proofErr w:type="spellEnd"/>
+            <w:r>
+              <w:rPr>
+                <w:rFonts w:ascii="TH Sarabun New" w:eastAsia="TH Saraban New" w:hAnsi="TH Sarabun New" w:cs="TH Sarabun New" w:hint="cs"/>
+                <w:color w:val="000000" w:themeColor="text1"/>
+                <w:sz w:val="32"/>
+                <w:szCs w:val="32"/>
+              </w:rPr>
+              <w:t>Smart Assignment</w:t>
+            </w:r>
             <w:r>
               <w:rPr>
                 <w:rFonts w:ascii="TH Sarabun New" w:eastAsia="TH Saraban New" w:hAnsi="TH Sarabun New" w:cs="TH Sarabun New" w:hint="cs"/>
@@ -19228,17 +19130,15 @@
                 <w:szCs w:val="32"/>
               </w:rPr>
             </w:pPr>
-            <w:proofErr w:type="spellStart"/>
-            <w:r>
-              <w:rPr>
-                <w:rFonts w:ascii="TH Sarabun New" w:eastAsia="TH Saraban New" w:hAnsi="TH Sarabun New" w:cs="TH Sarabun New" w:hint="cs"/>
-                <w:color w:val="000000" w:themeColor="text1"/>
-                <w:sz w:val="32"/>
-                <w:szCs w:val="32"/>
-              </w:rPr>
-              <w:t>TaskToGroup</w:t>
-            </w:r>
-            <w:proofErr w:type="spellEnd"/>
+            <w:r>
+              <w:rPr>
+                <w:rFonts w:ascii="TH Sarabun New" w:eastAsia="TH Saraban New" w:hAnsi="TH Sarabun New" w:cs="TH Sarabun New" w:hint="cs"/>
+                <w:color w:val="000000" w:themeColor="text1"/>
+                <w:sz w:val="32"/>
+                <w:szCs w:val="32"/>
+              </w:rPr>
+              <w:t>Smart Assignment</w:t>
+            </w:r>
             <w:r>
               <w:rPr>
                 <w:rFonts w:ascii="TH Sarabun New" w:eastAsia="TH Saraban New" w:hAnsi="TH Sarabun New" w:cs="TH Sarabun New" w:hint="cs"/>
@@ -20130,17 +20030,15 @@
                 <w:szCs w:val="32"/>
               </w:rPr>
             </w:pPr>
-            <w:proofErr w:type="spellStart"/>
-            <w:r>
-              <w:rPr>
-                <w:rFonts w:ascii="TH Sarabun New" w:eastAsia="TH Saraban New" w:hAnsi="TH Sarabun New" w:cs="TH Sarabun New" w:hint="cs"/>
-                <w:color w:val="000000" w:themeColor="text1"/>
-                <w:sz w:val="32"/>
-                <w:szCs w:val="32"/>
-              </w:rPr>
-              <w:t>TaskToGroup</w:t>
-            </w:r>
-            <w:proofErr w:type="spellEnd"/>
+            <w:r>
+              <w:rPr>
+                <w:rFonts w:ascii="TH Sarabun New" w:eastAsia="TH Saraban New" w:hAnsi="TH Sarabun New" w:cs="TH Sarabun New" w:hint="cs"/>
+                <w:color w:val="000000" w:themeColor="text1"/>
+                <w:sz w:val="32"/>
+                <w:szCs w:val="32"/>
+              </w:rPr>
+              <w:t>Smart Assignment</w:t>
+            </w:r>
             <w:r>
               <w:rPr>
                 <w:rFonts w:ascii="TH Sarabun New" w:eastAsia="TH Saraban New" w:hAnsi="TH Sarabun New" w:cs="TH Sarabun New" w:hint="cs"/>
@@ -20744,38 +20642,9 @@
                 <w:cs/>
                 <w:lang w:bidi="th-TH"/>
               </w:rPr>
-              <w:t xml:space="preserve"> เซิร์ฟเวอร์นำรหัสผ่านเริ่มต้นมาสับเปลี่ยนเป็นรหัสแฮชด้วย </w:t>
-            </w:r>
-            <w:proofErr w:type="spellStart"/>
-            <w:r>
-              <w:rPr>
-                <w:rFonts w:ascii="TH Sarabun New" w:hAnsi="TH Sarabun New" w:cs="TH Sarabun New"/>
-                <w:color w:val="000000" w:themeColor="text1"/>
-                <w:sz w:val="32"/>
-                <w:szCs w:val="32"/>
-              </w:rPr>
-              <w:t>bcrypt</w:t>
-            </w:r>
-            <w:proofErr w:type="spellEnd"/>
-          </w:p>
-          <w:p>
-            <w:pPr>
-              <w:rPr>
-                <w:rFonts w:ascii="TH Sarabun New" w:hAnsi="TH Sarabun New" w:cs="TH Sarabun New"/>
-                <w:color w:val="000000" w:themeColor="text1"/>
-                <w:sz w:val="32"/>
-                <w:szCs w:val="32"/>
-              </w:rPr>
-            </w:pPr>
-            <w:r>
-              <w:rPr>
-                <w:rFonts w:ascii="TH Sarabun New" w:hAnsi="TH Sarabun New" w:cs="TH Sarabun New"/>
-                <w:color w:val="000000" w:themeColor="text1"/>
-                <w:sz w:val="32"/>
-                <w:szCs w:val="32"/>
-              </w:rPr>
-              <w:t>8</w:t>
-            </w:r>
+              <w:t xml:space="preserve"> </w:t>
+            </w:r>
+            <w:proofErr w:type="spellStart"/>
             <w:r>
               <w:rPr>
                 <w:rFonts w:ascii="TH Sarabun New" w:hAnsi="TH Sarabun New" w:cs="TH Sarabun New"/>
@@ -20785,7 +20654,84 @@
                 <w:cs/>
                 <w:lang w:bidi="th-TH"/>
               </w:rPr>
-              <w:t xml:space="preserve"> เซิร์ฟเวอร์บันทึกข้อมูลพนักงานใหม่ลงตาราง </w:t>
+              <w:t>เซิร์ฟเวอร์</w:t>
+            </w:r>
+            <w:proofErr w:type="spellEnd"/>
+            <w:r>
+              <w:rPr>
+                <w:rFonts w:ascii="TH Sarabun New" w:hAnsi="TH Sarabun New" w:cs="TH Sarabun New"/>
+                <w:color w:val="000000" w:themeColor="text1"/>
+                <w:sz w:val="32"/>
+                <w:szCs w:val="32"/>
+                <w:cs/>
+                <w:lang w:bidi="th-TH"/>
+              </w:rPr>
+              <w:t xml:space="preserve">นำรหัสผ่านเริ่มต้นมาสับเปลี่ยนเป็นรหัสแฮชด้วย </w:t>
+            </w:r>
+            <w:proofErr w:type="spellStart"/>
+            <w:r>
+              <w:rPr>
+                <w:rFonts w:ascii="TH Sarabun New" w:hAnsi="TH Sarabun New" w:cs="TH Sarabun New"/>
+                <w:color w:val="000000" w:themeColor="text1"/>
+                <w:sz w:val="32"/>
+                <w:szCs w:val="32"/>
+              </w:rPr>
+              <w:t>bcrypt</w:t>
+            </w:r>
+            <w:proofErr w:type="spellEnd"/>
+          </w:p>
+          <w:p>
+            <w:pPr>
+              <w:rPr>
+                <w:rFonts w:ascii="TH Sarabun New" w:hAnsi="TH Sarabun New" w:cs="TH Sarabun New"/>
+                <w:color w:val="000000" w:themeColor="text1"/>
+                <w:sz w:val="32"/>
+                <w:szCs w:val="32"/>
+              </w:rPr>
+            </w:pPr>
+            <w:r>
+              <w:rPr>
+                <w:rFonts w:ascii="TH Sarabun New" w:hAnsi="TH Sarabun New" w:cs="TH Sarabun New"/>
+                <w:color w:val="000000" w:themeColor="text1"/>
+                <w:sz w:val="32"/>
+                <w:szCs w:val="32"/>
+              </w:rPr>
+              <w:t>8</w:t>
+            </w:r>
+            <w:r>
+              <w:rPr>
+                <w:rFonts w:ascii="TH Sarabun New" w:hAnsi="TH Sarabun New" w:cs="TH Sarabun New"/>
+                <w:color w:val="000000" w:themeColor="text1"/>
+                <w:sz w:val="32"/>
+                <w:szCs w:val="32"/>
+                <w:cs/>
+                <w:lang w:bidi="th-TH"/>
+              </w:rPr>
+              <w:t xml:space="preserve"> </w:t>
+            </w:r>
+            <w:proofErr w:type="spellStart"/>
+            <w:r>
+              <w:rPr>
+                <w:rFonts w:ascii="TH Sarabun New" w:hAnsi="TH Sarabun New" w:cs="TH Sarabun New"/>
+                <w:color w:val="000000" w:themeColor="text1"/>
+                <w:sz w:val="32"/>
+                <w:szCs w:val="32"/>
+                <w:cs/>
+                <w:lang w:bidi="th-TH"/>
+              </w:rPr>
+              <w:t>เซิร์ฟเวอร์</w:t>
+            </w:r>
+            <w:proofErr w:type="spellEnd"/>
+            <w:r>
+              <w:rPr>
+                <w:rFonts w:ascii="TH Sarabun New" w:hAnsi="TH Sarabun New" w:cs="TH Sarabun New"/>
+                <w:color w:val="000000" w:themeColor="text1"/>
+                <w:sz w:val="32"/>
+                <w:szCs w:val="32"/>
+                <w:cs/>
+                <w:lang w:bidi="th-TH"/>
+              </w:rPr>
+              <w:t xml:space="preserve">บันทึกข้อมูลพนักงานใหม่ลงตาราง </w:t>
             </w:r>
             <w:proofErr w:type="spellStart"/>
             <w:r>
@@ -21365,17 +21311,15 @@
                 <w:szCs w:val="32"/>
               </w:rPr>
             </w:pPr>
-            <w:proofErr w:type="spellStart"/>
-            <w:r>
-              <w:rPr>
-                <w:rFonts w:ascii="TH Sarabun New" w:eastAsia="TH Saraban New" w:hAnsi="TH Sarabun New" w:cs="TH Sarabun New" w:hint="cs"/>
-                <w:color w:val="000000" w:themeColor="text1"/>
-                <w:sz w:val="32"/>
-                <w:szCs w:val="32"/>
-              </w:rPr>
-              <w:t>TaskToGroup</w:t>
-            </w:r>
-            <w:proofErr w:type="spellEnd"/>
+            <w:r>
+              <w:rPr>
+                <w:rFonts w:ascii="TH Sarabun New" w:eastAsia="TH Saraban New" w:hAnsi="TH Sarabun New" w:cs="TH Sarabun New" w:hint="cs"/>
+                <w:color w:val="000000" w:themeColor="text1"/>
+                <w:sz w:val="32"/>
+                <w:szCs w:val="32"/>
+              </w:rPr>
+              <w:t>Smart Assignment</w:t>
+            </w:r>
             <w:r>
               <w:rPr>
                 <w:rFonts w:ascii="TH Sarabun New" w:eastAsia="TH Saraban New" w:hAnsi="TH Sarabun New" w:cs="TH Sarabun New" w:hint="cs"/>
@@ -22602,17 +22546,15 @@
                 <w:szCs w:val="32"/>
               </w:rPr>
             </w:pPr>
-            <w:proofErr w:type="spellStart"/>
-            <w:r>
-              <w:rPr>
-                <w:rFonts w:ascii="TH Sarabun New" w:eastAsia="TH Saraban New" w:hAnsi="TH Sarabun New" w:cs="TH Sarabun New" w:hint="cs"/>
-                <w:color w:val="000000" w:themeColor="text1"/>
-                <w:sz w:val="32"/>
-                <w:szCs w:val="32"/>
-              </w:rPr>
-              <w:t>TaskToGroup</w:t>
-            </w:r>
-            <w:proofErr w:type="spellEnd"/>
+            <w:r>
+              <w:rPr>
+                <w:rFonts w:ascii="TH Sarabun New" w:eastAsia="TH Saraban New" w:hAnsi="TH Sarabun New" w:cs="TH Sarabun New" w:hint="cs"/>
+                <w:color w:val="000000" w:themeColor="text1"/>
+                <w:sz w:val="32"/>
+                <w:szCs w:val="32"/>
+              </w:rPr>
+              <w:t>Smart Assignment</w:t>
+            </w:r>
             <w:r>
               <w:rPr>
                 <w:rFonts w:ascii="TH Sarabun New" w:eastAsia="TH Saraban New" w:hAnsi="TH Sarabun New" w:cs="TH Sarabun New" w:hint="cs"/>
@@ -23887,17 +23829,15 @@
                 <w:szCs w:val="32"/>
               </w:rPr>
             </w:pPr>
-            <w:proofErr w:type="spellStart"/>
-            <w:r>
-              <w:rPr>
-                <w:rFonts w:ascii="TH Sarabun New" w:eastAsia="TH Saraban New" w:hAnsi="TH Sarabun New" w:cs="TH Sarabun New" w:hint="cs"/>
-                <w:color w:val="000000" w:themeColor="text1"/>
-                <w:sz w:val="32"/>
-                <w:szCs w:val="32"/>
-              </w:rPr>
-              <w:t>TaskToGroup</w:t>
-            </w:r>
-            <w:proofErr w:type="spellEnd"/>
+            <w:r>
+              <w:rPr>
+                <w:rFonts w:ascii="TH Sarabun New" w:eastAsia="TH Saraban New" w:hAnsi="TH Sarabun New" w:cs="TH Sarabun New" w:hint="cs"/>
+                <w:color w:val="000000" w:themeColor="text1"/>
+                <w:sz w:val="32"/>
+                <w:szCs w:val="32"/>
+              </w:rPr>
+              <w:t>Smart Assignment</w:t>
+            </w:r>
             <w:r>
               <w:rPr>
                 <w:rFonts w:ascii="TH Sarabun New" w:eastAsia="TH Saraban New" w:hAnsi="TH Sarabun New" w:cs="TH Sarabun New" w:hint="cs"/>
@@ -24492,38 +24432,9 @@
                 <w:cs/>
                 <w:lang w:bidi="th-TH"/>
               </w:rPr>
-              <w:t xml:space="preserve"> เซิร์ฟเวอร์ตรวจสอบและทำการรันคำสั่งแก้ไขข้อมูลประวัติลงในตาราง </w:t>
-            </w:r>
-            <w:proofErr w:type="spellStart"/>
-            <w:r>
-              <w:rPr>
-                <w:rFonts w:ascii="TH Sarabun New" w:hAnsi="TH Sarabun New" w:cs="TH Sarabun New"/>
-                <w:color w:val="000000" w:themeColor="text1"/>
-                <w:sz w:val="32"/>
-                <w:szCs w:val="32"/>
-              </w:rPr>
-              <w:t>sa.Users</w:t>
-            </w:r>
-            <w:proofErr w:type="spellEnd"/>
-          </w:p>
-          <w:p>
-            <w:pPr>
-              <w:rPr>
-                <w:rFonts w:ascii="TH Sarabun New" w:hAnsi="TH Sarabun New" w:cs="TH Sarabun New"/>
-                <w:color w:val="000000" w:themeColor="text1"/>
-                <w:sz w:val="32"/>
-                <w:szCs w:val="32"/>
-              </w:rPr>
-            </w:pPr>
-            <w:r>
-              <w:rPr>
-                <w:rFonts w:ascii="TH Sarabun New" w:hAnsi="TH Sarabun New" w:cs="TH Sarabun New"/>
-                <w:color w:val="000000" w:themeColor="text1"/>
-                <w:sz w:val="32"/>
-                <w:szCs w:val="32"/>
-              </w:rPr>
-              <w:t>8 (</w:t>
-            </w:r>
+              <w:t xml:space="preserve"> </w:t>
+            </w:r>
+            <w:proofErr w:type="spellStart"/>
             <w:r>
               <w:rPr>
                 <w:rFonts w:ascii="TH Sarabun New" w:hAnsi="TH Sarabun New" w:cs="TH Sarabun New"/>
@@ -24533,28 +24444,9 @@
                 <w:cs/>
                 <w:lang w:bidi="th-TH"/>
               </w:rPr>
-              <w:t xml:space="preserve">ทางเลือก) หากประสงค์แก้ไขรหัสผ่าน เซิร์ฟเวอร์จะทำความปลอดภัยโดยใช้ </w:t>
-            </w:r>
-            <w:proofErr w:type="spellStart"/>
-            <w:r>
-              <w:rPr>
-                <w:rFonts w:ascii="TH Sarabun New" w:hAnsi="TH Sarabun New" w:cs="TH Sarabun New"/>
-                <w:color w:val="000000" w:themeColor="text1"/>
-                <w:sz w:val="32"/>
-                <w:szCs w:val="32"/>
-              </w:rPr>
-              <w:t>bcrypt.compare</w:t>
-            </w:r>
-            <w:proofErr w:type="spellEnd"/>
-            <w:r>
-              <w:rPr>
-                <w:rFonts w:ascii="TH Sarabun New" w:hAnsi="TH Sarabun New" w:cs="TH Sarabun New"/>
-                <w:color w:val="000000" w:themeColor="text1"/>
-                <w:sz w:val="32"/>
-                <w:szCs w:val="32"/>
-              </w:rPr>
-              <w:t xml:space="preserve"> </w:t>
-            </w:r>
+              <w:t>เซิร์ฟเวอร์</w:t>
+            </w:r>
+            <w:proofErr w:type="spellEnd"/>
             <w:r>
               <w:rPr>
                 <w:rFonts w:ascii="TH Sarabun New" w:hAnsi="TH Sarabun New" w:cs="TH Sarabun New"/>
@@ -24564,26 +24456,37 @@
                 <w:cs/>
                 <w:lang w:bidi="th-TH"/>
               </w:rPr>
-              <w:t>รหัสเดิม และแฮชรหัสผ่านใหม่ลงไปแทนที่</w:t>
-            </w:r>
-          </w:p>
-          <w:p>
-            <w:pPr>
-              <w:rPr>
-                <w:rFonts w:ascii="TH Sarabun New" w:hAnsi="TH Sarabun New" w:cs="TH Sarabun New"/>
-                <w:color w:val="000000" w:themeColor="text1"/>
-                <w:sz w:val="32"/>
-                <w:szCs w:val="32"/>
-              </w:rPr>
-            </w:pPr>
-            <w:r>
-              <w:rPr>
-                <w:rFonts w:ascii="TH Sarabun New" w:hAnsi="TH Sarabun New" w:cs="TH Sarabun New"/>
-                <w:color w:val="000000" w:themeColor="text1"/>
-                <w:sz w:val="32"/>
-                <w:szCs w:val="32"/>
-              </w:rPr>
-              <w:t>9</w:t>
+              <w:t xml:space="preserve">ตรวจสอบและทำการรันคำสั่งแก้ไขข้อมูลประวัติลงในตาราง </w:t>
+            </w:r>
+            <w:proofErr w:type="spellStart"/>
+            <w:r>
+              <w:rPr>
+                <w:rFonts w:ascii="TH Sarabun New" w:hAnsi="TH Sarabun New" w:cs="TH Sarabun New"/>
+                <w:color w:val="000000" w:themeColor="text1"/>
+                <w:sz w:val="32"/>
+                <w:szCs w:val="32"/>
+              </w:rPr>
+              <w:t>sa.Users</w:t>
+            </w:r>
+            <w:proofErr w:type="spellEnd"/>
+          </w:p>
+          <w:p>
+            <w:pPr>
+              <w:rPr>
+                <w:rFonts w:ascii="TH Sarabun New" w:hAnsi="TH Sarabun New" w:cs="TH Sarabun New"/>
+                <w:color w:val="000000" w:themeColor="text1"/>
+                <w:sz w:val="32"/>
+                <w:szCs w:val="32"/>
+              </w:rPr>
+            </w:pPr>
+            <w:r>
+              <w:rPr>
+                <w:rFonts w:ascii="TH Sarabun New" w:hAnsi="TH Sarabun New" w:cs="TH Sarabun New"/>
+                <w:color w:val="000000" w:themeColor="text1"/>
+                <w:sz w:val="32"/>
+                <w:szCs w:val="32"/>
+              </w:rPr>
+              <w:t>8 (</w:t>
             </w:r>
             <w:r>
               <w:rPr>
@@ -24594,27 +24497,9 @@
                 <w:cs/>
                 <w:lang w:bidi="th-TH"/>
               </w:rPr>
-              <w:t xml:space="preserve"> เซิร์ฟเวอร์อัปเดตประวัติสำเร็จและตอบกลับ</w:t>
-            </w:r>
-          </w:p>
-          <w:p>
-            <w:pPr>
-              <w:rPr>
-                <w:rFonts w:ascii="TH Sarabun New" w:hAnsi="TH Sarabun New" w:cs="TH Sarabun New"/>
-                <w:color w:val="000000" w:themeColor="text1"/>
-                <w:sz w:val="32"/>
-                <w:szCs w:val="32"/>
-              </w:rPr>
-            </w:pPr>
-            <w:r>
-              <w:rPr>
-                <w:rFonts w:ascii="TH Sarabun New" w:hAnsi="TH Sarabun New" w:cs="TH Sarabun New"/>
-                <w:color w:val="000000" w:themeColor="text1"/>
-                <w:sz w:val="32"/>
-                <w:szCs w:val="32"/>
-              </w:rPr>
-              <w:t>10</w:t>
-            </w:r>
+              <w:t xml:space="preserve">ทางเลือก) หากประสงค์แก้ไขรหัสผ่าน </w:t>
+            </w:r>
+            <w:proofErr w:type="spellStart"/>
             <w:r>
               <w:rPr>
                 <w:rFonts w:ascii="TH Sarabun New" w:hAnsi="TH Sarabun New" w:cs="TH Sarabun New"/>
@@ -24624,7 +24509,158 @@
                 <w:cs/>
                 <w:lang w:bidi="th-TH"/>
               </w:rPr>
-              <w:t xml:space="preserve"> ระบบไคลเอนต์ทำการอัปเดตข้อมูลผู้ใช้ใน </w:t>
+              <w:t>เซิร์ฟเวอร์</w:t>
+            </w:r>
+            <w:proofErr w:type="spellEnd"/>
+            <w:r>
+              <w:rPr>
+                <w:rFonts w:ascii="TH Sarabun New" w:hAnsi="TH Sarabun New" w:cs="TH Sarabun New"/>
+                <w:color w:val="000000" w:themeColor="text1"/>
+                <w:sz w:val="32"/>
+                <w:szCs w:val="32"/>
+                <w:cs/>
+                <w:lang w:bidi="th-TH"/>
+              </w:rPr>
+              <w:t xml:space="preserve">จะทำความปลอดภัยโดยใช้ </w:t>
+            </w:r>
+            <w:proofErr w:type="spellStart"/>
+            <w:r>
+              <w:rPr>
+                <w:rFonts w:ascii="TH Sarabun New" w:hAnsi="TH Sarabun New" w:cs="TH Sarabun New"/>
+                <w:color w:val="000000" w:themeColor="text1"/>
+                <w:sz w:val="32"/>
+                <w:szCs w:val="32"/>
+              </w:rPr>
+              <w:t>bcrypt.compare</w:t>
+            </w:r>
+            <w:proofErr w:type="spellEnd"/>
+            <w:r>
+              <w:rPr>
+                <w:rFonts w:ascii="TH Sarabun New" w:hAnsi="TH Sarabun New" w:cs="TH Sarabun New"/>
+                <w:color w:val="000000" w:themeColor="text1"/>
+                <w:sz w:val="32"/>
+                <w:szCs w:val="32"/>
+              </w:rPr>
+              <w:t xml:space="preserve"> </w:t>
+            </w:r>
+            <w:r>
+              <w:rPr>
+                <w:rFonts w:ascii="TH Sarabun New" w:hAnsi="TH Sarabun New" w:cs="TH Sarabun New"/>
+                <w:color w:val="000000" w:themeColor="text1"/>
+                <w:sz w:val="32"/>
+                <w:szCs w:val="32"/>
+                <w:cs/>
+                <w:lang w:bidi="th-TH"/>
+              </w:rPr>
+              <w:t>รหัสเดิม และแฮชรหัสผ่านใหม่ลงไปแทนที่</w:t>
+            </w:r>
+          </w:p>
+          <w:p>
+            <w:pPr>
+              <w:rPr>
+                <w:rFonts w:ascii="TH Sarabun New" w:hAnsi="TH Sarabun New" w:cs="TH Sarabun New"/>
+                <w:color w:val="000000" w:themeColor="text1"/>
+                <w:sz w:val="32"/>
+                <w:szCs w:val="32"/>
+              </w:rPr>
+            </w:pPr>
+            <w:r>
+              <w:rPr>
+                <w:rFonts w:ascii="TH Sarabun New" w:hAnsi="TH Sarabun New" w:cs="TH Sarabun New"/>
+                <w:color w:val="000000" w:themeColor="text1"/>
+                <w:sz w:val="32"/>
+                <w:szCs w:val="32"/>
+              </w:rPr>
+              <w:t>9</w:t>
+            </w:r>
+            <w:r>
+              <w:rPr>
+                <w:rFonts w:ascii="TH Sarabun New" w:hAnsi="TH Sarabun New" w:cs="TH Sarabun New"/>
+                <w:color w:val="000000" w:themeColor="text1"/>
+                <w:sz w:val="32"/>
+                <w:szCs w:val="32"/>
+                <w:cs/>
+                <w:lang w:bidi="th-TH"/>
+              </w:rPr>
+              <w:t xml:space="preserve"> เซิร์ฟเวอร์อัปเดตประวัติสำเร็จและตอบกลับ</w:t>
+            </w:r>
+          </w:p>
+          <w:p>
+            <w:pPr>
+              <w:rPr>
+                <w:rFonts w:ascii="TH Sarabun New" w:hAnsi="TH Sarabun New" w:cs="TH Sarabun New"/>
+                <w:color w:val="000000" w:themeColor="text1"/>
+                <w:sz w:val="32"/>
+                <w:szCs w:val="32"/>
+              </w:rPr>
+            </w:pPr>
+            <w:r>
+              <w:rPr>
+                <w:rFonts w:ascii="TH Sarabun New" w:hAnsi="TH Sarabun New" w:cs="TH Sarabun New"/>
+                <w:color w:val="000000" w:themeColor="text1"/>
+                <w:sz w:val="32"/>
+                <w:szCs w:val="32"/>
+              </w:rPr>
+              <w:t>10</w:t>
+            </w:r>
+            <w:r>
+              <w:rPr>
+                <w:rFonts w:ascii="TH Sarabun New" w:hAnsi="TH Sarabun New" w:cs="TH Sarabun New"/>
+                <w:color w:val="000000" w:themeColor="text1"/>
+                <w:sz w:val="32"/>
+                <w:szCs w:val="32"/>
+                <w:cs/>
+                <w:lang w:bidi="th-TH"/>
+              </w:rPr>
+              <w:t xml:space="preserve"> ระบบไคลเอน</w:t>
+            </w:r>
+            <w:proofErr w:type="spellStart"/>
+            <w:r>
+              <w:rPr>
+                <w:rFonts w:ascii="TH Sarabun New" w:hAnsi="TH Sarabun New" w:cs="TH Sarabun New"/>
+                <w:color w:val="000000" w:themeColor="text1"/>
+                <w:sz w:val="32"/>
+                <w:szCs w:val="32"/>
+                <w:cs/>
+                <w:lang w:bidi="th-TH"/>
+              </w:rPr>
+              <w:t>ต์</w:t>
+            </w:r>
+            <w:proofErr w:type="spellEnd"/>
+            <w:r>
+              <w:rPr>
+                <w:rFonts w:ascii="TH Sarabun New" w:hAnsi="TH Sarabun New" w:cs="TH Sarabun New"/>
+                <w:color w:val="000000" w:themeColor="text1"/>
+                <w:sz w:val="32"/>
+                <w:szCs w:val="32"/>
+                <w:cs/>
+                <w:lang w:bidi="th-TH"/>
+              </w:rPr>
+              <w:t>ทำการอ</w:t>
+            </w:r>
+            <w:proofErr w:type="spellStart"/>
+            <w:r>
+              <w:rPr>
+                <w:rFonts w:ascii="TH Sarabun New" w:hAnsi="TH Sarabun New" w:cs="TH Sarabun New"/>
+                <w:color w:val="000000" w:themeColor="text1"/>
+                <w:sz w:val="32"/>
+                <w:szCs w:val="32"/>
+                <w:cs/>
+                <w:lang w:bidi="th-TH"/>
+              </w:rPr>
+              <w:t>ัป</w:t>
+            </w:r>
+            <w:proofErr w:type="spellEnd"/>
+            <w:r>
+              <w:rPr>
+                <w:rFonts w:ascii="TH Sarabun New" w:hAnsi="TH Sarabun New" w:cs="TH Sarabun New"/>
+                <w:color w:val="000000" w:themeColor="text1"/>
+                <w:sz w:val="32"/>
+                <w:szCs w:val="32"/>
+                <w:cs/>
+                <w:lang w:bidi="th-TH"/>
+              </w:rPr>
+              <w:t xml:space="preserve">เดตข้อมูลผู้ใช้ใน </w:t>
             </w:r>
             <w:proofErr w:type="spellStart"/>
             <w:r>
@@ -25745,53 +25781,41 @@
                 <w:color w:val="000000"/>
                 <w:cs/>
               </w:rPr>
-              <w:t xml:space="preserve"> เซิร์ฟเวอร์ค้นหาข้อมูลผู้ใช้งานในตาราง </w:t>
-            </w:r>
-            <w:proofErr w:type="spellStart"/>
-            <w:r>
-              <w:rPr>
-                <w:rFonts w:ascii="TH Sarabun New" w:eastAsia="Sarabun" w:hAnsi="TH Sarabun New" w:cs="TH Sarabun New"/>
-                <w:color w:val="000000"/>
-              </w:rPr>
-              <w:t>sa.Users</w:t>
-            </w:r>
-            <w:proofErr w:type="spellEnd"/>
-            <w:r>
-              <w:rPr>
-                <w:rFonts w:ascii="TH Sarabun New" w:eastAsia="Sarabun" w:hAnsi="TH Sarabun New" w:cs="TH Sarabun New"/>
-                <w:color w:val="000000"/>
-              </w:rPr>
               <w:t xml:space="preserve"> </w:t>
             </w:r>
+            <w:proofErr w:type="spellStart"/>
             <w:r>
               <w:rPr>
                 <w:rFonts w:ascii="TH Sarabun New" w:eastAsia="Sarabun" w:hAnsi="TH Sarabun New" w:cs="TH Sarabun New"/>
                 <w:color w:val="000000"/>
                 <w:cs/>
               </w:rPr>
-              <w:t xml:space="preserve">จาก </w:t>
-            </w:r>
-            <w:r>
-              <w:rPr>
-                <w:rFonts w:ascii="TH Sarabun New" w:eastAsia="Sarabun" w:hAnsi="TH Sarabun New" w:cs="TH Sarabun New"/>
-                <w:color w:val="000000"/>
-              </w:rPr>
-              <w:t xml:space="preserve">Username </w:t>
-            </w:r>
+              <w:t>เซิร์ฟเวอร์</w:t>
+            </w:r>
+            <w:proofErr w:type="spellEnd"/>
             <w:r>
               <w:rPr>
                 <w:rFonts w:ascii="TH Sarabun New" w:eastAsia="Sarabun" w:hAnsi="TH Sarabun New" w:cs="TH Sarabun New"/>
                 <w:color w:val="000000"/>
                 <w:cs/>
               </w:rPr>
-              <w:t xml:space="preserve">หรือ </w:t>
-            </w:r>
+              <w:t xml:space="preserve">ค้นหาข้อมูลผู้ใช้งานในตาราง </w:t>
+            </w:r>
+            <w:proofErr w:type="spellStart"/>
             <w:r>
               <w:rPr>
                 <w:rFonts w:ascii="TH Sarabun New" w:eastAsia="Sarabun" w:hAnsi="TH Sarabun New" w:cs="TH Sarabun New"/>
                 <w:color w:val="000000"/>
               </w:rPr>
-              <w:t xml:space="preserve">Email </w:t>
+              <w:t>sa.Users</w:t>
+            </w:r>
+            <w:proofErr w:type="spellEnd"/>
+            <w:r>
+              <w:rPr>
+                <w:rFonts w:ascii="TH Sarabun New" w:eastAsia="Sarabun" w:hAnsi="TH Sarabun New" w:cs="TH Sarabun New"/>
+                <w:color w:val="000000"/>
+              </w:rPr>
+              <w:t xml:space="preserve"> </w:t>
             </w:r>
             <w:r>
               <w:rPr>
@@ -25799,22 +25823,14 @@
                 <w:color w:val="000000"/>
                 <w:cs/>
               </w:rPr>
-              <w:t>ที่ส่งเข้ามา</w:t>
-            </w:r>
-          </w:p>
-          <w:p>
-            <w:pPr>
+              <w:t xml:space="preserve">จาก </w:t>
+            </w:r>
+            <w:r>
               <w:rPr>
                 <w:rFonts w:ascii="TH Sarabun New" w:eastAsia="Sarabun" w:hAnsi="TH Sarabun New" w:cs="TH Sarabun New"/>
                 <w:color w:val="000000"/>
               </w:rPr>
-            </w:pPr>
-            <w:r>
-              <w:rPr>
-                <w:rFonts w:ascii="TH Sarabun New" w:eastAsia="Sarabun" w:hAnsi="TH Sarabun New" w:cs="TH Sarabun New"/>
-                <w:color w:val="000000"/>
-              </w:rPr>
-              <w:t>7</w:t>
+              <w:t xml:space="preserve">Username </w:t>
             </w:r>
             <w:r>
               <w:rPr>
@@ -25822,23 +25838,14 @@
                 <w:color w:val="000000"/>
                 <w:cs/>
               </w:rPr>
-              <w:t xml:space="preserve"> เซิร์ฟเวอร์ตรวจสอบสถานะการเปิดใช้งานบัญชี (</w:t>
-            </w:r>
-            <w:proofErr w:type="spellStart"/>
+              <w:t xml:space="preserve">หรือ </w:t>
+            </w:r>
             <w:r>
               <w:rPr>
                 <w:rFonts w:ascii="TH Sarabun New" w:eastAsia="Sarabun" w:hAnsi="TH Sarabun New" w:cs="TH Sarabun New"/>
                 <w:color w:val="000000"/>
               </w:rPr>
-              <w:t>is_active</w:t>
-            </w:r>
-            <w:proofErr w:type="spellEnd"/>
-            <w:r>
-              <w:rPr>
-                <w:rFonts w:ascii="TH Sarabun New" w:eastAsia="Sarabun" w:hAnsi="TH Sarabun New" w:cs="TH Sarabun New"/>
-                <w:color w:val="000000"/>
-              </w:rPr>
-              <w:t xml:space="preserve"> </w:t>
+              <w:t xml:space="preserve">Email </w:t>
             </w:r>
             <w:r>
               <w:rPr>
@@ -25846,7 +25853,7 @@
                 <w:color w:val="000000"/>
                 <w:cs/>
               </w:rPr>
-              <w:t>ต้องเป็นจริง)</w:t>
+              <w:t>ที่ส่งเข้ามา</w:t>
             </w:r>
           </w:p>
           <w:p>
@@ -25861,7 +25868,7 @@
                 <w:rFonts w:ascii="TH Sarabun New" w:eastAsia="Sarabun" w:hAnsi="TH Sarabun New" w:cs="TH Sarabun New"/>
                 <w:color w:val="000000"/>
               </w:rPr>
-              <w:t>8</w:t>
+              <w:t>7</w:t>
             </w:r>
             <w:r>
               <w:rPr>
@@ -25869,61 +25876,41 @@
                 <w:color w:val="000000"/>
                 <w:cs/>
               </w:rPr>
-              <w:t xml:space="preserve"> เซิร์ฟเวอร์ตรวจสอบความถูกต้องของรหัสผ่านที่กรอกโดยเปรียบเทียบกับรหัสผ่านที่แฮชไว้ในฐานข้อมูลด้วย </w:t>
-            </w:r>
-            <w:proofErr w:type="spellStart"/>
-            <w:r>
-              <w:rPr>
-                <w:rFonts w:ascii="TH Sarabun New" w:eastAsia="Sarabun" w:hAnsi="TH Sarabun New" w:cs="TH Sarabun New"/>
-                <w:color w:val="000000"/>
-              </w:rPr>
-              <w:t>bcrypt.compare</w:t>
-            </w:r>
-            <w:proofErr w:type="spellEnd"/>
-          </w:p>
-          <w:p>
-            <w:pPr>
-              <w:rPr>
-                <w:rFonts w:ascii="TH Sarabun New" w:eastAsia="Sarabun" w:hAnsi="TH Sarabun New" w:cs="TH Sarabun New"/>
-                <w:color w:val="000000"/>
-              </w:rPr>
-            </w:pPr>
-            <w:r>
-              <w:rPr>
-                <w:rFonts w:ascii="TH Sarabun New" w:eastAsia="Sarabun" w:hAnsi="TH Sarabun New" w:cs="TH Sarabun New"/>
-                <w:color w:val="000000"/>
-              </w:rPr>
-              <w:t>9</w:t>
-            </w:r>
+              <w:t xml:space="preserve"> </w:t>
+            </w:r>
+            <w:proofErr w:type="spellStart"/>
             <w:r>
               <w:rPr>
                 <w:rFonts w:ascii="TH Sarabun New" w:eastAsia="Sarabun" w:hAnsi="TH Sarabun New" w:cs="TH Sarabun New"/>
                 <w:color w:val="000000"/>
                 <w:cs/>
               </w:rPr>
-              <w:t xml:space="preserve"> เซิร์ฟเวอร์ทำการสร้างและลงลายมือชื่อดิจิทัล </w:t>
-            </w:r>
-            <w:r>
-              <w:rPr>
-                <w:rFonts w:ascii="TH Sarabun New" w:eastAsia="Sarabun" w:hAnsi="TH Sarabun New" w:cs="TH Sarabun New"/>
-                <w:color w:val="000000"/>
-              </w:rPr>
-              <w:t xml:space="preserve">JWT token </w:t>
-            </w:r>
+              <w:t>เซิร์ฟเวอร์</w:t>
+            </w:r>
+            <w:proofErr w:type="spellEnd"/>
             <w:r>
               <w:rPr>
                 <w:rFonts w:ascii="TH Sarabun New" w:eastAsia="Sarabun" w:hAnsi="TH Sarabun New" w:cs="TH Sarabun New"/>
                 <w:color w:val="000000"/>
                 <w:cs/>
               </w:rPr>
-              <w:t xml:space="preserve">โดยบันทึกข้อมูลประวัติผู้ใช้ลงใน </w:t>
-            </w:r>
+              <w:t>ตรวจสอบสถานะการเปิดใช้งานบัญชี (</w:t>
+            </w:r>
+            <w:proofErr w:type="spellStart"/>
             <w:r>
               <w:rPr>
                 <w:rFonts w:ascii="TH Sarabun New" w:eastAsia="Sarabun" w:hAnsi="TH Sarabun New" w:cs="TH Sarabun New"/>
                 <w:color w:val="000000"/>
               </w:rPr>
-              <w:t xml:space="preserve">payload </w:t>
+              <w:t>is_active</w:t>
+            </w:r>
+            <w:proofErr w:type="spellEnd"/>
+            <w:r>
+              <w:rPr>
+                <w:rFonts w:ascii="TH Sarabun New" w:eastAsia="Sarabun" w:hAnsi="TH Sarabun New" w:cs="TH Sarabun New"/>
+                <w:color w:val="000000"/>
+              </w:rPr>
+              <w:t xml:space="preserve"> </w:t>
             </w:r>
             <w:r>
               <w:rPr>
@@ -25931,29 +25918,22 @@
                 <w:color w:val="000000"/>
                 <w:cs/>
               </w:rPr>
-              <w:t xml:space="preserve">ของ </w:t>
-            </w:r>
-            <w:r>
+              <w:t>ต้องเป็นจริง)</w:t>
+            </w:r>
+          </w:p>
+          <w:p>
+            <w:pPr>
               <w:rPr>
                 <w:rFonts w:ascii="TH Sarabun New" w:eastAsia="Sarabun" w:hAnsi="TH Sarabun New" w:cs="TH Sarabun New"/>
                 <w:color w:val="000000"/>
               </w:rPr>
-              <w:t>Token</w:t>
-            </w:r>
-          </w:p>
-          <w:p>
-            <w:pPr>
+            </w:pPr>
+            <w:r>
               <w:rPr>
                 <w:rFonts w:ascii="TH Sarabun New" w:eastAsia="Sarabun" w:hAnsi="TH Sarabun New" w:cs="TH Sarabun New"/>
                 <w:color w:val="000000"/>
               </w:rPr>
-            </w:pPr>
-            <w:r>
-              <w:rPr>
-                <w:rFonts w:ascii="TH Sarabun New" w:eastAsia="Sarabun" w:hAnsi="TH Sarabun New" w:cs="TH Sarabun New"/>
-                <w:color w:val="000000"/>
-              </w:rPr>
-              <w:t>10</w:t>
+              <w:t>8</w:t>
             </w:r>
             <w:r>
               <w:rPr>
@@ -25961,70 +25941,49 @@
                 <w:color w:val="000000"/>
                 <w:cs/>
               </w:rPr>
-              <w:t xml:space="preserve"> เซิร์ฟเวอร์ทำการบันทึกเวลาที่เข้าใช้งานล่าสุด (</w:t>
-            </w:r>
-            <w:proofErr w:type="spellStart"/>
-            <w:r>
-              <w:rPr>
-                <w:rFonts w:ascii="TH Sarabun New" w:eastAsia="Sarabun" w:hAnsi="TH Sarabun New" w:cs="TH Sarabun New"/>
-                <w:color w:val="000000"/>
-              </w:rPr>
-              <w:t>last_login_at</w:t>
-            </w:r>
-            <w:proofErr w:type="spellEnd"/>
-            <w:r>
-              <w:rPr>
-                <w:rFonts w:ascii="TH Sarabun New" w:eastAsia="Sarabun" w:hAnsi="TH Sarabun New" w:cs="TH Sarabun New"/>
-                <w:color w:val="000000"/>
-              </w:rPr>
-              <w:t xml:space="preserve">) </w:t>
-            </w:r>
+              <w:t xml:space="preserve"> </w:t>
+            </w:r>
+            <w:proofErr w:type="spellStart"/>
             <w:r>
               <w:rPr>
                 <w:rFonts w:ascii="TH Sarabun New" w:eastAsia="Sarabun" w:hAnsi="TH Sarabun New" w:cs="TH Sarabun New"/>
                 <w:color w:val="000000"/>
                 <w:cs/>
               </w:rPr>
-              <w:t xml:space="preserve">ลงในตาราง </w:t>
-            </w:r>
-            <w:proofErr w:type="spellStart"/>
-            <w:r>
-              <w:rPr>
-                <w:rFonts w:ascii="TH Sarabun New" w:eastAsia="Sarabun" w:hAnsi="TH Sarabun New" w:cs="TH Sarabun New"/>
-                <w:color w:val="000000"/>
-              </w:rPr>
-              <w:t>sa.Users</w:t>
-            </w:r>
-            <w:proofErr w:type="spellEnd"/>
-          </w:p>
-          <w:p>
-            <w:pPr>
-              <w:rPr>
-                <w:rFonts w:ascii="TH Sarabun New" w:eastAsia="Sarabun" w:hAnsi="TH Sarabun New" w:cs="TH Sarabun New"/>
-                <w:color w:val="000000"/>
-              </w:rPr>
-            </w:pPr>
-            <w:r>
-              <w:rPr>
-                <w:rFonts w:ascii="TH Sarabun New" w:eastAsia="Sarabun" w:hAnsi="TH Sarabun New" w:cs="TH Sarabun New"/>
-                <w:color w:val="000000"/>
-              </w:rPr>
-              <w:t>11</w:t>
-            </w:r>
+              <w:t>เซิร์ฟเวอร์</w:t>
+            </w:r>
+            <w:proofErr w:type="spellEnd"/>
             <w:r>
               <w:rPr>
                 <w:rFonts w:ascii="TH Sarabun New" w:eastAsia="Sarabun" w:hAnsi="TH Sarabun New" w:cs="TH Sarabun New"/>
                 <w:color w:val="000000"/>
                 <w:cs/>
               </w:rPr>
-              <w:t xml:space="preserve"> เซิร์ฟเวอร์ส่งคำตอบรับและข้อมูล </w:t>
-            </w:r>
+              <w:t xml:space="preserve">ตรวจสอบความถูกต้องของรหัสผ่านที่กรอกโดยเปรียบเทียบกับรหัสผ่านที่แฮชไว้ในฐานข้อมูลด้วย </w:t>
+            </w:r>
+            <w:proofErr w:type="spellStart"/>
             <w:r>
               <w:rPr>
                 <w:rFonts w:ascii="TH Sarabun New" w:eastAsia="Sarabun" w:hAnsi="TH Sarabun New" w:cs="TH Sarabun New"/>
                 <w:color w:val="000000"/>
               </w:rPr>
-              <w:t xml:space="preserve">Token </w:t>
+              <w:t>bcrypt.compare</w:t>
+            </w:r>
+            <w:proofErr w:type="spellEnd"/>
+          </w:p>
+          <w:p>
+            <w:pPr>
+              <w:rPr>
+                <w:rFonts w:ascii="TH Sarabun New" w:eastAsia="Sarabun" w:hAnsi="TH Sarabun New" w:cs="TH Sarabun New"/>
+                <w:color w:val="000000"/>
+              </w:rPr>
+            </w:pPr>
+            <w:r>
+              <w:rPr>
+                <w:rFonts w:ascii="TH Sarabun New" w:eastAsia="Sarabun" w:hAnsi="TH Sarabun New" w:cs="TH Sarabun New"/>
+                <w:color w:val="000000"/>
+              </w:rPr>
+              <w:t>9</w:t>
             </w:r>
             <w:r>
               <w:rPr>
@@ -26032,22 +25991,14 @@
                 <w:color w:val="000000"/>
                 <w:cs/>
               </w:rPr>
-              <w:t>กลับไปยังไคลเอนต์</w:t>
-            </w:r>
-          </w:p>
-          <w:p>
-            <w:pPr>
+              <w:t xml:space="preserve"> เซิร์ฟเวอร์ทำการสร้างและลงลายมือชื่อดิจิทัล </w:t>
+            </w:r>
+            <w:r>
               <w:rPr>
                 <w:rFonts w:ascii="TH Sarabun New" w:eastAsia="Sarabun" w:hAnsi="TH Sarabun New" w:cs="TH Sarabun New"/>
                 <w:color w:val="000000"/>
               </w:rPr>
-            </w:pPr>
-            <w:r>
-              <w:rPr>
-                <w:rFonts w:ascii="TH Sarabun New" w:eastAsia="Sarabun" w:hAnsi="TH Sarabun New" w:cs="TH Sarabun New"/>
-                <w:color w:val="000000"/>
-              </w:rPr>
-              <w:t>12</w:t>
+              <w:t xml:space="preserve">JWT token </w:t>
             </w:r>
             <w:r>
               <w:rPr>
@@ -26055,7 +26006,182 @@
                 <w:color w:val="000000"/>
                 <w:cs/>
               </w:rPr>
-              <w:t xml:space="preserve"> ระบบไคลเอนต์ทำการจัดเก็บ </w:t>
+              <w:t xml:space="preserve">โดยบันทึกข้อมูลประวัติผู้ใช้ลงใน </w:t>
+            </w:r>
+            <w:r>
+              <w:rPr>
+                <w:rFonts w:ascii="TH Sarabun New" w:eastAsia="Sarabun" w:hAnsi="TH Sarabun New" w:cs="TH Sarabun New"/>
+                <w:color w:val="000000"/>
+              </w:rPr>
+              <w:t xml:space="preserve">payload </w:t>
+            </w:r>
+            <w:r>
+              <w:rPr>
+                <w:rFonts w:ascii="TH Sarabun New" w:eastAsia="Sarabun" w:hAnsi="TH Sarabun New" w:cs="TH Sarabun New"/>
+                <w:color w:val="000000"/>
+                <w:cs/>
+              </w:rPr>
+              <w:t xml:space="preserve">ของ </w:t>
+            </w:r>
+            <w:r>
+              <w:rPr>
+                <w:rFonts w:ascii="TH Sarabun New" w:eastAsia="Sarabun" w:hAnsi="TH Sarabun New" w:cs="TH Sarabun New"/>
+                <w:color w:val="000000"/>
+              </w:rPr>
+              <w:t>Token</w:t>
+            </w:r>
+          </w:p>
+          <w:p>
+            <w:pPr>
+              <w:rPr>
+                <w:rFonts w:ascii="TH Sarabun New" w:eastAsia="Sarabun" w:hAnsi="TH Sarabun New" w:cs="TH Sarabun New"/>
+                <w:color w:val="000000"/>
+              </w:rPr>
+            </w:pPr>
+            <w:r>
+              <w:rPr>
+                <w:rFonts w:ascii="TH Sarabun New" w:eastAsia="Sarabun" w:hAnsi="TH Sarabun New" w:cs="TH Sarabun New"/>
+                <w:color w:val="000000"/>
+              </w:rPr>
+              <w:t>10</w:t>
+            </w:r>
+            <w:r>
+              <w:rPr>
+                <w:rFonts w:ascii="TH Sarabun New" w:eastAsia="Sarabun" w:hAnsi="TH Sarabun New" w:cs="TH Sarabun New"/>
+                <w:color w:val="000000"/>
+                <w:cs/>
+              </w:rPr>
+              <w:t xml:space="preserve"> </w:t>
+            </w:r>
+            <w:proofErr w:type="spellStart"/>
+            <w:r>
+              <w:rPr>
+                <w:rFonts w:ascii="TH Sarabun New" w:eastAsia="Sarabun" w:hAnsi="TH Sarabun New" w:cs="TH Sarabun New"/>
+                <w:color w:val="000000"/>
+                <w:cs/>
+              </w:rPr>
+              <w:t>เซิร์ฟเวอร์</w:t>
+            </w:r>
+            <w:proofErr w:type="spellEnd"/>
+            <w:r>
+              <w:rPr>
+                <w:rFonts w:ascii="TH Sarabun New" w:eastAsia="Sarabun" w:hAnsi="TH Sarabun New" w:cs="TH Sarabun New"/>
+                <w:color w:val="000000"/>
+                <w:cs/>
+              </w:rPr>
+              <w:t>ทำการบันทึกเวลาที่เข้าใช้งานล่าสุด (</w:t>
+            </w:r>
+            <w:proofErr w:type="spellStart"/>
+            <w:r>
+              <w:rPr>
+                <w:rFonts w:ascii="TH Sarabun New" w:eastAsia="Sarabun" w:hAnsi="TH Sarabun New" w:cs="TH Sarabun New"/>
+                <w:color w:val="000000"/>
+              </w:rPr>
+              <w:t>last_login_at</w:t>
+            </w:r>
+            <w:proofErr w:type="spellEnd"/>
+            <w:r>
+              <w:rPr>
+                <w:rFonts w:ascii="TH Sarabun New" w:eastAsia="Sarabun" w:hAnsi="TH Sarabun New" w:cs="TH Sarabun New"/>
+                <w:color w:val="000000"/>
+              </w:rPr>
+              <w:t xml:space="preserve">) </w:t>
+            </w:r>
+            <w:r>
+              <w:rPr>
+                <w:rFonts w:ascii="TH Sarabun New" w:eastAsia="Sarabun" w:hAnsi="TH Sarabun New" w:cs="TH Sarabun New"/>
+                <w:color w:val="000000"/>
+                <w:cs/>
+              </w:rPr>
+              <w:t xml:space="preserve">ลงในตาราง </w:t>
+            </w:r>
+            <w:proofErr w:type="spellStart"/>
+            <w:r>
+              <w:rPr>
+                <w:rFonts w:ascii="TH Sarabun New" w:eastAsia="Sarabun" w:hAnsi="TH Sarabun New" w:cs="TH Sarabun New"/>
+                <w:color w:val="000000"/>
+              </w:rPr>
+              <w:t>sa.Users</w:t>
+            </w:r>
+            <w:proofErr w:type="spellEnd"/>
+          </w:p>
+          <w:p>
+            <w:pPr>
+              <w:rPr>
+                <w:rFonts w:ascii="TH Sarabun New" w:eastAsia="Sarabun" w:hAnsi="TH Sarabun New" w:cs="TH Sarabun New"/>
+                <w:color w:val="000000"/>
+              </w:rPr>
+            </w:pPr>
+            <w:r>
+              <w:rPr>
+                <w:rFonts w:ascii="TH Sarabun New" w:eastAsia="Sarabun" w:hAnsi="TH Sarabun New" w:cs="TH Sarabun New"/>
+                <w:color w:val="000000"/>
+              </w:rPr>
+              <w:t>11</w:t>
+            </w:r>
+            <w:r>
+              <w:rPr>
+                <w:rFonts w:ascii="TH Sarabun New" w:eastAsia="Sarabun" w:hAnsi="TH Sarabun New" w:cs="TH Sarabun New"/>
+                <w:color w:val="000000"/>
+                <w:cs/>
+              </w:rPr>
+              <w:t xml:space="preserve"> เซิร์ฟเวอร์ส่งคำตอบรับและข้อมูล </w:t>
+            </w:r>
+            <w:r>
+              <w:rPr>
+                <w:rFonts w:ascii="TH Sarabun New" w:eastAsia="Sarabun" w:hAnsi="TH Sarabun New" w:cs="TH Sarabun New"/>
+                <w:color w:val="000000"/>
+              </w:rPr>
+              <w:t xml:space="preserve">Token </w:t>
+            </w:r>
+            <w:r>
+              <w:rPr>
+                <w:rFonts w:ascii="TH Sarabun New" w:eastAsia="Sarabun" w:hAnsi="TH Sarabun New" w:cs="TH Sarabun New"/>
+                <w:color w:val="000000"/>
+                <w:cs/>
+              </w:rPr>
+              <w:t>กลับไปยังไคลเอนต์</w:t>
+            </w:r>
+          </w:p>
+          <w:p>
+            <w:pPr>
+              <w:rPr>
+                <w:rFonts w:ascii="TH Sarabun New" w:eastAsia="Sarabun" w:hAnsi="TH Sarabun New" w:cs="TH Sarabun New"/>
+                <w:color w:val="000000"/>
+              </w:rPr>
+            </w:pPr>
+            <w:r>
+              <w:rPr>
+                <w:rFonts w:ascii="TH Sarabun New" w:eastAsia="Sarabun" w:hAnsi="TH Sarabun New" w:cs="TH Sarabun New"/>
+                <w:color w:val="000000"/>
+              </w:rPr>
+              <w:t>12</w:t>
+            </w:r>
+            <w:r>
+              <w:rPr>
+                <w:rFonts w:ascii="TH Sarabun New" w:eastAsia="Sarabun" w:hAnsi="TH Sarabun New" w:cs="TH Sarabun New"/>
+                <w:color w:val="000000"/>
+                <w:cs/>
+              </w:rPr>
+              <w:t xml:space="preserve"> ระบบไคลเอน</w:t>
+            </w:r>
+            <w:proofErr w:type="spellStart"/>
+            <w:r>
+              <w:rPr>
+                <w:rFonts w:ascii="TH Sarabun New" w:eastAsia="Sarabun" w:hAnsi="TH Sarabun New" w:cs="TH Sarabun New"/>
+                <w:color w:val="000000"/>
+                <w:cs/>
+              </w:rPr>
+              <w:t>ต์</w:t>
+            </w:r>
+            <w:proofErr w:type="spellEnd"/>
+            <w:r>
+              <w:rPr>
+                <w:rFonts w:ascii="TH Sarabun New" w:eastAsia="Sarabun" w:hAnsi="TH Sarabun New" w:cs="TH Sarabun New"/>
+                <w:color w:val="000000"/>
+                <w:cs/>
+              </w:rPr>
+              <w:t xml:space="preserve">ทำการจัดเก็บ </w:t>
             </w:r>
             <w:r>
               <w:rPr>
@@ -28281,7 +28407,7 @@
 </file>
 
 <file path=word/endnotes.xml><?xml version="1.0" encoding="utf-8"?>
-<w:endnotes xmlns:wpc="http://schemas.microsoft.com/office/word/2010/wordprocessingCanvas" xmlns:cx="http://schemas.microsoft.com/office/drawing/2014/chartex" xmlns:cx1="http://schemas.microsoft.com/office/drawing/2015/9/8/chartex" xmlns:cx2="http://schemas.microsoft.com/office/drawing/2015/10/21/chartex" xmlns:cx3="http://schemas.microsoft.com/office/drawing/2016/5/9/chartex" xmlns:cx4="http://schemas.microsoft.com/office/drawing/2016/5/10/chartex" xmlns:cx5="http://schemas.microsoft.com/office/drawing/2016/5/11/chartex" xmlns:cx6="http://schemas.microsoft.com/office/drawing/2016/5/12/chartex" xmlns:cx7="http://schemas.microsoft.com/office/drawing/2016/5/13/chartex" xmlns:cx8="http://schemas.microsoft.com/office/drawing/2016/5/14/chartex" xmlns:mc="http://schemas.openxmlformats.org/markup-compatibility/2006" xmlns:aink="http://schemas.microsoft.com/office/drawing/2016/ink" xmlns:am3d="http://schemas.microsoft.com/office/drawing/2017/model3d" xmlns:o="urn:schemas-microsoft-com:office:office" xmlns:r="http://schemas.openxmlformats.org/officeDocument/2006/relationships" xmlns:m="http://schemas.openxmlformats.org/officeDocument/2006/math" xmlns:v="urn:schemas-microsoft-com:vml" xmlns:wp14="http://schemas.microsoft.com/office/word/2010/wordprocessingDrawing" xmlns:wp="http://schemas.openxmlformats.org/drawingml/2006/wordprocessingDrawing" xmlns:w10="urn:schemas-microsoft-com:office:word" xmlns:w="http://schemas.openxmlformats.org/wordprocessingml/2006/main" xmlns:w14="http://schemas.microsoft.com/office/word/2010/wordml" xmlns:w15="http://schemas.microsoft.com/office/word/2012/wordml" xmlns:w16cex="http://schemas.microsoft.com/office/word/2018/wordml/cex" xmlns:w16cid="http://schemas.microsoft.com/office/word/2016/wordml/cid" xmlns:w16="http://schemas.microsoft.com/office/word/2018/wordml" xmlns:w16sdtdh="http://schemas.microsoft.com/office/word/2020/wordml/sdtdatahash" xmlns:w16se="http://schemas.microsoft.com/office/word/2015/wordml/symex" xmlns:wpg="http://schemas.microsoft.com/office/word/2010/wordprocessingGroup" xmlns:wpi="http://schemas.microsoft.com/office/word/2010/wordprocessingInk" xmlns:wne="http://schemas.microsoft.com/office/word/2006/wordml" xmlns:wps="http://schemas.microsoft.com/office/word/2010/wordprocessingShape" mc:Ignorable="w14 w15 w16se w16cid w16 w16cex w16sdtdh wp14">
+<w:endnotes xmlns:wpc="http://schemas.microsoft.com/office/word/2010/wordprocessingCanvas" xmlns:cx="http://schemas.microsoft.com/office/drawing/2014/chartex" xmlns:cx1="http://schemas.microsoft.com/office/drawing/2015/9/8/chartex" xmlns:cx2="http://schemas.microsoft.com/office/drawing/2015/10/21/chartex" xmlns:cx3="http://schemas.microsoft.com/office/drawing/2016/5/9/chartex" xmlns:cx4="http://schemas.microsoft.com/office/drawing/2016/5/10/chartex" xmlns:cx5="http://schemas.microsoft.com/office/drawing/2016/5/11/chartex" xmlns:cx6="http://schemas.microsoft.com/office/drawing/2016/5/12/chartex" xmlns:cx7="http://schemas.microsoft.com/office/drawing/2016/5/13/chartex" xmlns:cx8="http://schemas.microsoft.com/office/drawing/2016/5/14/chartex" xmlns:mc="http://schemas.openxmlformats.org/markup-compatibility/2006" xmlns:aink="http://schemas.microsoft.com/office/drawing/2016/ink" xmlns:am3d="http://schemas.microsoft.com/office/drawing/2017/model3d" xmlns:o="urn:schemas-microsoft-com:office:office" xmlns:oel="http://schemas.microsoft.com/office/2019/extlst" xmlns:r="http://schemas.openxmlformats.org/officeDocument/2006/relationships" xmlns:m="http://schemas.openxmlformats.org/officeDocument/2006/math" xmlns:v="urn:schemas-microsoft-com:vml" xmlns:wp14="http://schemas.microsoft.com/office/word/2010/wordprocessingDrawing" xmlns:wp="http://schemas.openxmlformats.org/drawingml/2006/wordprocessingDrawing" xmlns:w10="urn:schemas-microsoft-com:office:word" xmlns:w="http://schemas.openxmlformats.org/wordprocessingml/2006/main" xmlns:w14="http://schemas.microsoft.com/office/word/2010/wordml" xmlns:w15="http://schemas.microsoft.com/office/word/2012/wordml" xmlns:w16cex="http://schemas.microsoft.com/office/word/2018/wordml/cex" xmlns:w16cid="http://schemas.microsoft.com/office/word/2016/wordml/cid" xmlns:w16="http://schemas.microsoft.com/office/word/2018/wordml" xmlns:w16du="http://schemas.microsoft.com/office/word/2023/wordml/word16du" xmlns:w16sdtdh="http://schemas.microsoft.com/office/word/2020/wordml/sdtdatahash" xmlns:w16sdtfl="http://schemas.microsoft.com/office/word/2024/wordml/sdtformatlock" xmlns:w16se="http://schemas.microsoft.com/office/word/2015/wordml/symex" xmlns:wpg="http://schemas.microsoft.com/office/word/2010/wordprocessingGroup" xmlns:wpi="http://schemas.microsoft.com/office/word/2010/wordprocessingInk" xmlns:wne="http://schemas.microsoft.com/office/word/2006/wordml" xmlns:wps="http://schemas.microsoft.com/office/word/2010/wordprocessingShape" mc:Ignorable="w14 w15 w16se w16cid w16 w16cex w16sdtdh w16sdtfl w16du wp14">
   <w:endnote w:type="separator" w:id="-1">
     <w:p>
       <w:r>
@@ -28300,7 +28426,7 @@
 </file>
 
 <file path=word/footer1.xml><?xml version="1.0" encoding="utf-8"?>
-<w:ftr xmlns:wpc="http://schemas.microsoft.com/office/word/2010/wordprocessingCanvas" xmlns:cx="http://schemas.microsoft.com/office/drawing/2014/chartex" xmlns:cx1="http://schemas.microsoft.com/office/drawing/2015/9/8/chartex" xmlns:cx2="http://schemas.microsoft.com/office/drawing/2015/10/21/chartex" xmlns:cx3="http://schemas.microsoft.com/office/drawing/2016/5/9/chartex" xmlns:cx4="http://schemas.microsoft.com/office/drawing/2016/5/10/chartex" xmlns:cx5="http://schemas.microsoft.com/office/drawing/2016/5/11/chartex" xmlns:cx6="http://schemas.microsoft.com/office/drawing/2016/5/12/chartex" xmlns:cx7="http://schemas.microsoft.com/office/drawing/2016/5/13/chartex" xmlns:cx8="http://schemas.microsoft.com/office/drawing/2016/5/14/chartex" xmlns:mc="http://schemas.openxmlformats.org/markup-compatibility/2006" xmlns:aink="http://schemas.microsoft.com/office/drawing/2016/ink" xmlns:am3d="http://schemas.microsoft.com/office/drawing/2017/model3d" xmlns:o="urn:schemas-microsoft-com:office:office" xmlns:r="http://schemas.openxmlformats.org/officeDocument/2006/relationships" xmlns:m="http://schemas.openxmlformats.org/officeDocument/2006/math" xmlns:v="urn:schemas-microsoft-com:vml" xmlns:wp14="http://schemas.microsoft.com/office/word/2010/wordprocessingDrawing" xmlns:wp="http://schemas.openxmlformats.org/drawingml/2006/wordprocessingDrawing" xmlns:w10="urn:schemas-microsoft-com:office:word" xmlns:w="http://schemas.openxmlformats.org/wordprocessingml/2006/main" xmlns:w14="http://schemas.microsoft.com/office/word/2010/wordml" xmlns:w15="http://schemas.microsoft.com/office/word/2012/wordml" xmlns:w16cex="http://schemas.microsoft.com/office/word/2018/wordml/cex" xmlns:w16cid="http://schemas.microsoft.com/office/word/2016/wordml/cid" xmlns:w16="http://schemas.microsoft.com/office/word/2018/wordml" xmlns:w16sdtdh="http://schemas.microsoft.com/office/word/2020/wordml/sdtdatahash" xmlns:w16se="http://schemas.microsoft.com/office/word/2015/wordml/symex" xmlns:wpg="http://schemas.microsoft.com/office/word/2010/wordprocessingGroup" xmlns:wpi="http://schemas.microsoft.com/office/word/2010/wordprocessingInk" xmlns:wne="http://schemas.microsoft.com/office/word/2006/wordml" xmlns:wps="http://schemas.microsoft.com/office/word/2010/wordprocessingShape" mc:Ignorable="w14 w15 w16se w16cid w16 w16cex w16sdtdh wp14">
+<w:ftr xmlns:wpc="http://schemas.microsoft.com/office/word/2010/wordprocessingCanvas" xmlns:cx="http://schemas.microsoft.com/office/drawing/2014/chartex" xmlns:cx1="http://schemas.microsoft.com/office/drawing/2015/9/8/chartex" xmlns:cx2="http://schemas.microsoft.com/office/drawing/2015/10/21/chartex" xmlns:cx3="http://schemas.microsoft.com/office/drawing/2016/5/9/chartex" xmlns:cx4="http://schemas.microsoft.com/office/drawing/2016/5/10/chartex" xmlns:cx5="http://schemas.microsoft.com/office/drawing/2016/5/11/chartex" xmlns:cx6="http://schemas.microsoft.com/office/drawing/2016/5/12/chartex" xmlns:cx7="http://schemas.microsoft.com/office/drawing/2016/5/13/chartex" xmlns:cx8="http://schemas.microsoft.com/office/drawing/2016/5/14/chartex" xmlns:mc="http://schemas.openxmlformats.org/markup-compatibility/2006" xmlns:aink="http://schemas.microsoft.com/office/drawing/2016/ink" xmlns:am3d="http://schemas.microsoft.com/office/drawing/2017/model3d" xmlns:o="urn:schemas-microsoft-com:office:office" xmlns:oel="http://schemas.microsoft.com/office/2019/extlst" xmlns:r="http://schemas.openxmlformats.org/officeDocument/2006/relationships" xmlns:m="http://schemas.openxmlformats.org/officeDocument/2006/math" xmlns:v="urn:schemas-microsoft-com:vml" xmlns:wp14="http://schemas.microsoft.com/office/word/2010/wordprocessingDrawing" xmlns:wp="http://schemas.openxmlformats.org/drawingml/2006/wordprocessingDrawing" xmlns:w10="urn:schemas-microsoft-com:office:word" xmlns:w="http://schemas.openxmlformats.org/wordprocessingml/2006/main" xmlns:w14="http://schemas.microsoft.com/office/word/2010/wordml" xmlns:w15="http://schemas.microsoft.com/office/word/2012/wordml" xmlns:w16cex="http://schemas.microsoft.com/office/word/2018/wordml/cex" xmlns:w16cid="http://schemas.microsoft.com/office/word/2016/wordml/cid" xmlns:w16="http://schemas.microsoft.com/office/word/2018/wordml" xmlns:w16du="http://schemas.microsoft.com/office/word/2023/wordml/word16du" xmlns:w16sdtdh="http://schemas.microsoft.com/office/word/2020/wordml/sdtdatahash" xmlns:w16sdtfl="http://schemas.microsoft.com/office/word/2024/wordml/sdtformatlock" xmlns:w16se="http://schemas.microsoft.com/office/word/2015/wordml/symex" xmlns:wpg="http://schemas.microsoft.com/office/word/2010/wordprocessingGroup" xmlns:wpi="http://schemas.microsoft.com/office/word/2010/wordprocessingInk" xmlns:wne="http://schemas.microsoft.com/office/word/2006/wordml" xmlns:wps="http://schemas.microsoft.com/office/word/2010/wordprocessingShape" mc:Ignorable="w14 w15 w16se w16cid w16 w16cex w16sdtdh w16sdtfl w16du wp14">
   <w:p>
     <w:pPr>
       <w:pBdr>
@@ -28504,7 +28630,7 @@
 </file>
 
 <file path=word/footnotes.xml><?xml version="1.0" encoding="utf-8"?>
-<w:footnotes xmlns:wpc="http://schemas.microsoft.com/office/word/2010/wordprocessingCanvas" xmlns:cx="http://schemas.microsoft.com/office/drawing/2014/chartex" xmlns:cx1="http://schemas.microsoft.com/office/drawing/2015/9/8/chartex" xmlns:cx2="http://schemas.microsoft.com/office/drawing/2015/10/21/chartex" xmlns:cx3="http://schemas.microsoft.com/office/drawing/2016/5/9/chartex" xmlns:cx4="http://schemas.microsoft.com/office/drawing/2016/5/10/chartex" xmlns:cx5="http://schemas.microsoft.com/office/drawing/2016/5/11/chartex" xmlns:cx6="http://schemas.microsoft.com/office/drawing/2016/5/12/chartex" xmlns:cx7="http://schemas.microsoft.com/office/drawing/2016/5/13/chartex" xmlns:cx8="http://schemas.microsoft.com/office/drawing/2016/5/14/chartex" xmlns:mc="http://schemas.openxmlformats.org/markup-compatibility/2006" xmlns:aink="http://schemas.microsoft.com/office/drawing/2016/ink" xmlns:am3d="http://schemas.microsoft.com/office/drawing/2017/model3d" xmlns:o="urn:schemas-microsoft-com:office:office" xmlns:r="http://schemas.openxmlformats.org/officeDocument/2006/relationships" xmlns:m="http://schemas.openxmlformats.org/officeDocument/2006/math" xmlns:v="urn:schemas-microsoft-com:vml" xmlns:wp14="http://schemas.microsoft.com/office/word/2010/wordprocessingDrawing" xmlns:wp="http://schemas.openxmlformats.org/drawingml/2006/wordprocessingDrawing" xmlns:w10="urn:schemas-microsoft-com:office:word" xmlns:w="http://schemas.openxmlformats.org/wordprocessingml/2006/main" xmlns:w14="http://schemas.microsoft.com/office/word/2010/wordml" xmlns:w15="http://schemas.microsoft.com/office/word/2012/wordml" xmlns:w16cex="http://schemas.microsoft.com/office/word/2018/wordml/cex" xmlns:w16cid="http://schemas.microsoft.com/office/word/2016/wordml/cid" xmlns:w16="http://schemas.microsoft.com/office/word/2018/wordml" xmlns:w16sdtdh="http://schemas.microsoft.com/office/word/2020/wordml/sdtdatahash" xmlns:w16se="http://schemas.microsoft.com/office/word/2015/wordml/symex" xmlns:wpg="http://schemas.microsoft.com/office/word/2010/wordprocessingGroup" xmlns:wpi="http://schemas.microsoft.com/office/word/2010/wordprocessingInk" xmlns:wne="http://schemas.microsoft.com/office/word/2006/wordml" xmlns:wps="http://schemas.microsoft.com/office/word/2010/wordprocessingShape" mc:Ignorable="w14 w15 w16se w16cid w16 w16cex w16sdtdh wp14">
+<w:footnotes xmlns:wpc="http://schemas.microsoft.com/office/word/2010/wordprocessingCanvas" xmlns:cx="http://schemas.microsoft.com/office/drawing/2014/chartex" xmlns:cx1="http://schemas.microsoft.com/office/drawing/2015/9/8/chartex" xmlns:cx2="http://schemas.microsoft.com/office/drawing/2015/10/21/chartex" xmlns:cx3="http://schemas.microsoft.com/office/drawing/2016/5/9/chartex" xmlns:cx4="http://schemas.microsoft.com/office/drawing/2016/5/10/chartex" xmlns:cx5="http://schemas.microsoft.com/office/drawing/2016/5/11/chartex" xmlns:cx6="http://schemas.microsoft.com/office/drawing/2016/5/12/chartex" xmlns:cx7="http://schemas.microsoft.com/office/drawing/2016/5/13/chartex" xmlns:cx8="http://schemas.microsoft.com/office/drawing/2016/5/14/chartex" xmlns:mc="http://schemas.openxmlformats.org/markup-compatibility/2006" xmlns:aink="http://schemas.microsoft.com/office/drawing/2016/ink" xmlns:am3d="http://schemas.microsoft.com/office/drawing/2017/model3d" xmlns:o="urn:schemas-microsoft-com:office:office" xmlns:oel="http://schemas.microsoft.com/office/2019/extlst" xmlns:r="http://schemas.openxmlformats.org/officeDocument/2006/relationships" xmlns:m="http://schemas.openxmlformats.org/officeDocument/2006/math" xmlns:v="urn:schemas-microsoft-com:vml" xmlns:wp14="http://schemas.microsoft.com/office/word/2010/wordprocessingDrawing" xmlns:wp="http://schemas.openxmlformats.org/drawingml/2006/wordprocessingDrawing" xmlns:w10="urn:schemas-microsoft-com:office:word" xmlns:w="http://schemas.openxmlformats.org/wordprocessingml/2006/main" xmlns:w14="http://schemas.microsoft.com/office/word/2010/wordml" xmlns:w15="http://schemas.microsoft.com/office/word/2012/wordml" xmlns:w16cex="http://schemas.microsoft.com/office/word/2018/wordml/cex" xmlns:w16cid="http://schemas.microsoft.com/office/word/2016/wordml/cid" xmlns:w16="http://schemas.microsoft.com/office/word/2018/wordml" xmlns:w16du="http://schemas.microsoft.com/office/word/2023/wordml/word16du" xmlns:w16sdtdh="http://schemas.microsoft.com/office/word/2020/wordml/sdtdatahash" xmlns:w16sdtfl="http://schemas.microsoft.com/office/word/2024/wordml/sdtformatlock" xmlns:w16se="http://schemas.microsoft.com/office/word/2015/wordml/symex" xmlns:wpg="http://schemas.microsoft.com/office/word/2010/wordprocessingGroup" xmlns:wpi="http://schemas.microsoft.com/office/word/2010/wordprocessingInk" xmlns:wne="http://schemas.microsoft.com/office/word/2006/wordml" xmlns:wps="http://schemas.microsoft.com/office/word/2010/wordprocessingShape" mc:Ignorable="w14 w15 w16se w16cid w16 w16cex w16sdtdh w16sdtfl w16du wp14">
   <w:footnote w:type="separator" w:id="-1">
     <w:p>
       <w:r>
@@ -28523,7 +28649,7 @@
 </file>
 
 <file path=word/header1.xml><?xml version="1.0" encoding="utf-8"?>
-<w:hdr xmlns:wpc="http://schemas.microsoft.com/office/word/2010/wordprocessingCanvas" xmlns:cx="http://schemas.microsoft.com/office/drawing/2014/chartex" xmlns:cx1="http://schemas.microsoft.com/office/drawing/2015/9/8/chartex" xmlns:cx2="http://schemas.microsoft.com/office/drawing/2015/10/21/chartex" xmlns:cx3="http://schemas.microsoft.com/office/drawing/2016/5/9/chartex" xmlns:cx4="http://schemas.microsoft.com/office/drawing/2016/5/10/chartex" xmlns:cx5="http://schemas.microsoft.com/office/drawing/2016/5/11/chartex" xmlns:cx6="http://schemas.microsoft.com/office/drawing/2016/5/12/chartex" xmlns:cx7="http://schemas.microsoft.com/office/drawing/2016/5/13/chartex" xmlns:cx8="http://schemas.microsoft.com/office/drawing/2016/5/14/chartex" xmlns:mc="http://schemas.openxmlformats.org/markup-compatibility/2006" xmlns:aink="http://schemas.microsoft.com/office/drawing/2016/ink" xmlns:am3d="http://schemas.microsoft.com/office/drawing/2017/model3d" xmlns:o="urn:schemas-microsoft-com:office:office" xmlns:r="http://schemas.openxmlformats.org/officeDocument/2006/relationships" xmlns:m="http://schemas.openxmlformats.org/officeDocument/2006/math" xmlns:v="urn:schemas-microsoft-com:vml" xmlns:wp14="http://schemas.microsoft.com/office/word/2010/wordprocessingDrawing" xmlns:wp="http://schemas.openxmlformats.org/drawingml/2006/wordprocessingDrawing" xmlns:w10="urn:schemas-microsoft-com:office:word" xmlns:w="http://schemas.openxmlformats.org/wordprocessingml/2006/main" xmlns:w14="http://schemas.microsoft.com/office/word/2010/wordml" xmlns:w15="http://schemas.microsoft.com/office/word/2012/wordml" xmlns:w16cex="http://schemas.microsoft.com/office/word/2018/wordml/cex" xmlns:w16cid="http://schemas.microsoft.com/office/word/2016/wordml/cid" xmlns:w16="http://schemas.microsoft.com/office/word/2018/wordml" xmlns:w16sdtdh="http://schemas.microsoft.com/office/word/2020/wordml/sdtdatahash" xmlns:w16se="http://schemas.microsoft.com/office/word/2015/wordml/symex" xmlns:wpg="http://schemas.microsoft.com/office/word/2010/wordprocessingGroup" xmlns:wpi="http://schemas.microsoft.com/office/word/2010/wordprocessingInk" xmlns:wne="http://schemas.microsoft.com/office/word/2006/wordml" xmlns:wps="http://schemas.microsoft.com/office/word/2010/wordprocessingShape" mc:Ignorable="w14 w15 w16se w16cid w16 w16cex w16sdtdh wp14">
+<w:hdr xmlns:wpc="http://schemas.microsoft.com/office/word/2010/wordprocessingCanvas" xmlns:cx="http://schemas.microsoft.com/office/drawing/2014/chartex" xmlns:cx1="http://schemas.microsoft.com/office/drawing/2015/9/8/chartex" xmlns:cx2="http://schemas.microsoft.com/office/drawing/2015/10/21/chartex" xmlns:cx3="http://schemas.microsoft.com/office/drawing/2016/5/9/chartex" xmlns:cx4="http://schemas.microsoft.com/office/drawing/2016/5/10/chartex" xmlns:cx5="http://schemas.microsoft.com/office/drawing/2016/5/11/chartex" xmlns:cx6="http://schemas.microsoft.com/office/drawing/2016/5/12/chartex" xmlns:cx7="http://schemas.microsoft.com/office/drawing/2016/5/13/chartex" xmlns:cx8="http://schemas.microsoft.com/office/drawing/2016/5/14/chartex" xmlns:mc="http://schemas.openxmlformats.org/markup-compatibility/2006" xmlns:aink="http://schemas.microsoft.com/office/drawing/2016/ink" xmlns:am3d="http://schemas.microsoft.com/office/drawing/2017/model3d" xmlns:o="urn:schemas-microsoft-com:office:office" xmlns:oel="http://schemas.microsoft.com/office/2019/extlst" xmlns:r="http://schemas.openxmlformats.org/officeDocument/2006/relationships" xmlns:m="http://schemas.openxmlformats.org/officeDocument/2006/math" xmlns:v="urn:schemas-microsoft-com:vml" xmlns:wp14="http://schemas.microsoft.com/office/word/2010/wordprocessingDrawing" xmlns:wp="http://schemas.openxmlformats.org/drawingml/2006/wordprocessingDrawing" xmlns:w10="urn:schemas-microsoft-com:office:word" xmlns:w="http://schemas.openxmlformats.org/wordprocessingml/2006/main" xmlns:w14="http://schemas.microsoft.com/office/word/2010/wordml" xmlns:w15="http://schemas.microsoft.com/office/word/2012/wordml" xmlns:w16cex="http://schemas.microsoft.com/office/word/2018/wordml/cex" xmlns:w16cid="http://schemas.microsoft.com/office/word/2016/wordml/cid" xmlns:w16="http://schemas.microsoft.com/office/word/2018/wordml" xmlns:w16du="http://schemas.microsoft.com/office/word/2023/wordml/word16du" xmlns:w16sdtdh="http://schemas.microsoft.com/office/word/2020/wordml/sdtdatahash" xmlns:w16sdtfl="http://schemas.microsoft.com/office/word/2024/wordml/sdtformatlock" xmlns:w16se="http://schemas.microsoft.com/office/word/2015/wordml/symex" xmlns:wpg="http://schemas.microsoft.com/office/word/2010/wordprocessingGroup" xmlns:wpi="http://schemas.microsoft.com/office/word/2010/wordprocessingInk" xmlns:wne="http://schemas.microsoft.com/office/word/2006/wordml" xmlns:wps="http://schemas.microsoft.com/office/word/2010/wordprocessingShape" mc:Ignorable="w14 w15 w16se w16cid w16 w16cex w16sdtdh w16sdtfl w16du wp14">
   <w:p>
     <w:pPr>
       <w:pBdr>
@@ -28830,7 +28956,7 @@
 </file>
 
 <file path=word/numbering.xml><?xml version="1.0" encoding="utf-8"?>
-<w:numbering xmlns:wpc="http://schemas.microsoft.com/office/word/2010/wordprocessingCanvas" xmlns:cx="http://schemas.microsoft.com/office/drawing/2014/chartex" xmlns:cx1="http://schemas.microsoft.com/office/drawing/2015/9/8/chartex" xmlns:cx2="http://schemas.microsoft.com/office/drawing/2015/10/21/chartex" xmlns:cx3="http://schemas.microsoft.com/office/drawing/2016/5/9/chartex" xmlns:cx4="http://schemas.microsoft.com/office/drawing/2016/5/10/chartex" xmlns:cx5="http://schemas.microsoft.com/office/drawing/2016/5/11/chartex" xmlns:cx6="http://schemas.microsoft.com/office/drawing/2016/5/12/chartex" xmlns:cx7="http://schemas.microsoft.com/office/drawing/2016/5/13/chartex" xmlns:cx8="http://schemas.microsoft.com/office/drawing/2016/5/14/chartex" xmlns:mc="http://schemas.openxmlformats.org/markup-compatibility/2006" xmlns:aink="http://schemas.microsoft.com/office/drawing/2016/ink" xmlns:am3d="http://schemas.microsoft.com/office/drawing/2017/model3d" xmlns:o="urn:schemas-microsoft-com:office:office" xmlns:r="http://schemas.openxmlformats.org/officeDocument/2006/relationships" xmlns:m="http://schemas.openxmlformats.org/officeDocument/2006/math" xmlns:v="urn:schemas-microsoft-com:vml" xmlns:wp14="http://schemas.microsoft.com/office/word/2010/wordprocessingDrawing" xmlns:wp="http://schemas.openxmlformats.org/drawingml/2006/wordprocessingDrawing" xmlns:w10="urn:schemas-microsoft-com:office:word" xmlns:w="http://schemas.openxmlformats.org/wordprocessingml/2006/main" xmlns:w14="http://schemas.microsoft.com/office/word/2010/wordml" xmlns:w15="http://schemas.microsoft.com/office/word/2012/wordml" xmlns:w16cex="http://schemas.microsoft.com/office/word/2018/wordml/cex" xmlns:w16cid="http://schemas.microsoft.com/office/word/2016/wordml/cid" xmlns:w16="http://schemas.microsoft.com/office/word/2018/wordml" xmlns:w16sdtdh="http://schemas.microsoft.com/office/word/2020/wordml/sdtdatahash" xmlns:w16se="http://schemas.microsoft.com/office/word/2015/wordml/symex" xmlns:wpg="http://schemas.microsoft.com/office/word/2010/wordprocessingGroup" xmlns:wpi="http://schemas.microsoft.com/office/word/2010/wordprocessingInk" xmlns:wne="http://schemas.microsoft.com/office/word/2006/wordml" xmlns:wps="http://schemas.microsoft.com/office/word/2010/wordprocessingShape" mc:Ignorable="w14 w15 w16se w16cid w16 w16cex w16sdtdh wp14">
+<w:numbering xmlns:wpc="http://schemas.microsoft.com/office/word/2010/wordprocessingCanvas" xmlns:cx="http://schemas.microsoft.com/office/drawing/2014/chartex" xmlns:cx1="http://schemas.microsoft.com/office/drawing/2015/9/8/chartex" xmlns:cx2="http://schemas.microsoft.com/office/drawing/2015/10/21/chartex" xmlns:cx3="http://schemas.microsoft.com/office/drawing/2016/5/9/chartex" xmlns:cx4="http://schemas.microsoft.com/office/drawing/2016/5/10/chartex" xmlns:cx5="http://schemas.microsoft.com/office/drawing/2016/5/11/chartex" xmlns:cx6="http://schemas.microsoft.com/office/drawing/2016/5/12/chartex" xmlns:cx7="http://schemas.microsoft.com/office/drawing/2016/5/13/chartex" xmlns:cx8="http://schemas.microsoft.com/office/drawing/2016/5/14/chartex" xmlns:mc="http://schemas.openxmlformats.org/markup-compatibility/2006" xmlns:aink="http://schemas.microsoft.com/office/drawing/2016/ink" xmlns:am3d="http://schemas.microsoft.com/office/drawing/2017/model3d" xmlns:o="urn:schemas-microsoft-com:office:office" xmlns:oel="http://schemas.microsoft.com/office/2019/extlst" xmlns:r="http://schemas.openxmlformats.org/officeDocument/2006/relationships" xmlns:m="http://schemas.openxmlformats.org/officeDocument/2006/math" xmlns:v="urn:schemas-microsoft-com:vml" xmlns:wp14="http://schemas.microsoft.com/office/word/2010/wordprocessingDrawing" xmlns:wp="http://schemas.openxmlformats.org/drawingml/2006/wordprocessingDrawing" xmlns:w10="urn:schemas-microsoft-com:office:word" xmlns:w="http://schemas.openxmlformats.org/wordprocessingml/2006/main" xmlns:w14="http://schemas.microsoft.com/office/word/2010/wordml" xmlns:w15="http://schemas.microsoft.com/office/word/2012/wordml" xmlns:w16cex="http://schemas.microsoft.com/office/word/2018/wordml/cex" xmlns:w16cid="http://schemas.microsoft.com/office/word/2016/wordml/cid" xmlns:w16="http://schemas.microsoft.com/office/word/2018/wordml" xmlns:w16du="http://schemas.microsoft.com/office/word/2023/wordml/word16du" xmlns:w16sdtdh="http://schemas.microsoft.com/office/word/2020/wordml/sdtdatahash" xmlns:w16sdtfl="http://schemas.microsoft.com/office/word/2024/wordml/sdtformatlock" xmlns:w16se="http://schemas.microsoft.com/office/word/2015/wordml/symex" xmlns:wpg="http://schemas.microsoft.com/office/word/2010/wordprocessingGroup" xmlns:wpi="http://schemas.microsoft.com/office/word/2010/wordprocessingInk" xmlns:wne="http://schemas.microsoft.com/office/word/2006/wordml" xmlns:wps="http://schemas.microsoft.com/office/word/2010/wordprocessingShape" mc:Ignorable="w14 w15 w16se w16cid w16 w16cex w16sdtdh w16sdtfl w16du wp14">
   <w:abstractNum w:abstractNumId="0" w15:restartNumberingAfterBreak="0">
     <w:nsid w:val="01EA15B0"/>
     <w:multiLevelType w:val="hybridMultilevel"/>
@@ -29788,38 +29914,38 @@
       </w:rPr>
     </w:lvl>
   </w:abstractNum>
-  <w:num w:numId="1">
+  <w:num w:numId="1" w16cid:durableId="192117637">
     <w:abstractNumId w:val="1"/>
   </w:num>
-  <w:num w:numId="2">
+  <w:num w:numId="2" w16cid:durableId="1730765256">
     <w:abstractNumId w:val="2"/>
   </w:num>
-  <w:num w:numId="3">
+  <w:num w:numId="3" w16cid:durableId="651258716">
     <w:abstractNumId w:val="0"/>
   </w:num>
-  <w:num w:numId="4">
+  <w:num w:numId="4" w16cid:durableId="614675910">
     <w:abstractNumId w:val="4"/>
   </w:num>
-  <w:num w:numId="5">
+  <w:num w:numId="5" w16cid:durableId="21784153">
     <w:abstractNumId w:val="7"/>
   </w:num>
-  <w:num w:numId="6">
+  <w:num w:numId="6" w16cid:durableId="1949847669">
     <w:abstractNumId w:val="3"/>
   </w:num>
-  <w:num w:numId="7">
+  <w:num w:numId="7" w16cid:durableId="1831601442">
     <w:abstractNumId w:val="6"/>
   </w:num>
-  <w:num w:numId="8">
+  <w:num w:numId="8" w16cid:durableId="276448250">
     <w:abstractNumId w:val="5"/>
   </w:num>
-  <w:num w:numId="9">
+  <w:num w:numId="9" w16cid:durableId="740181302">
     <w:abstractNumId w:val="8"/>
   </w:num>
 </w:numbering>
 </file>
 
 <file path=word/styles.xml><?xml version="1.0" encoding="utf-8"?>
-<w:styles xmlns:mc="http://schemas.openxmlformats.org/markup-compatibility/2006" xmlns:r="http://schemas.openxmlformats.org/officeDocument/2006/relationships" xmlns:w="http://schemas.openxmlformats.org/wordprocessingml/2006/main" xmlns:w14="http://schemas.microsoft.com/office/word/2010/wordml" xmlns:w15="http://schemas.microsoft.com/office/word/2012/wordml" xmlns:w16cex="http://schemas.microsoft.com/office/word/2018/wordml/cex" xmlns:w16cid="http://schemas.microsoft.com/office/word/2016/wordml/cid" xmlns:w16="http://schemas.microsoft.com/office/word/2018/wordml" xmlns:w16sdtdh="http://schemas.microsoft.com/office/word/2020/wordml/sdtdatahash" xmlns:w16se="http://schemas.microsoft.com/office/word/2015/wordml/symex" mc:Ignorable="w14 w15 w16se w16cid w16 w16cex w16sdtdh">
+<w:styles xmlns:mc="http://schemas.openxmlformats.org/markup-compatibility/2006" xmlns:r="http://schemas.openxmlformats.org/officeDocument/2006/relationships" xmlns:w="http://schemas.openxmlformats.org/wordprocessingml/2006/main" xmlns:w14="http://schemas.microsoft.com/office/word/2010/wordml" xmlns:w15="http://schemas.microsoft.com/office/word/2012/wordml" xmlns:w16cex="http://schemas.microsoft.com/office/word/2018/wordml/cex" xmlns:w16cid="http://schemas.microsoft.com/office/word/2016/wordml/cid" xmlns:w16="http://schemas.microsoft.com/office/word/2018/wordml" xmlns:w16du="http://schemas.microsoft.com/office/word/2023/wordml/word16du" xmlns:w16sdtdh="http://schemas.microsoft.com/office/word/2020/wordml/sdtdatahash" xmlns:w16sdtfl="http://schemas.microsoft.com/office/word/2024/wordml/sdtformatlock" xmlns:w16se="http://schemas.microsoft.com/office/word/2015/wordml/symex" mc:Ignorable="w14 w15 w16se w16cid w16 w16cex w16sdtdh w16sdtfl w16du">
   <w:docDefaults>
     <w:rPrDefault>
       <w:rPr>
@@ -30915,28 +31041,28 @@
 </file>
 
 <file path=customXml/item1.xml><?xml version="1.0" encoding="utf-8"?>
+<b:Sources xmlns:b="http://schemas.openxmlformats.org/officeDocument/2006/bibliography" xmlns="http://schemas.openxmlformats.org/officeDocument/2006/bibliography" SelectedStyle="\APASixthEditionOfficeOnline.xsl" StyleName="APA" Version="6"/>
+</file>
+
+<file path=customXml/item2.xml><?xml version="1.0" encoding="utf-8"?>
 <go:gDocsCustomXmlDataStorage xmlns:go="http://customooxmlschemas.google.com/" xmlns:r="http://schemas.openxmlformats.org/officeDocument/2006/relationships" uri="GoogleDocsCustomDataVersion2">
   <go:docsCustomData xmlns:go="http://customooxmlschemas.google.com/" roundtripDataSignature="AMtx7mgVT+WtFVFfsy9+fCX611lT5ZXn4A==">CgMxLjAyDmgubDF2bjdqMW5rZnl3Mg5oLmMwOGRmOHdiYXBxZzgAciExV1Q2d2hvU3V2aGNuNmFRX2VUTUdlMk1CcEk4aW5DNUk=</go:docsCustomData>
 </go:gDocsCustomXmlDataStorage>
 </file>
 
-<file path=customXml/item2.xml><?xml version="1.0" encoding="utf-8"?>
-<b:Sources xmlns:b="http://schemas.openxmlformats.org/officeDocument/2006/bibliography" xmlns="http://schemas.openxmlformats.org/officeDocument/2006/bibliography" SelectedStyle="\APASixthEditionOfficeOnline.xsl" StyleName="APA" Version="6"/>
+<file path=customXml/itemProps1.xml><?xml version="1.0" encoding="utf-8"?>
+<ds:datastoreItem xmlns:ds="http://schemas.openxmlformats.org/officeDocument/2006/customXml" ds:itemID="{389F18BD-6719-414E-AA9D-9FB8C8BABC60}">
+  <ds:schemaRefs>
+    <ds:schemaRef ds:uri="http://schemas.openxmlformats.org/officeDocument/2006/bibliography"/>
+  </ds:schemaRefs>
+</ds:datastoreItem>
 </file>
 
-<file path=customXml/itemProps1.xml><?xml version="1.0" encoding="utf-8"?>
+<file path=customXml/itemProps2.xml><?xml version="1.0" encoding="utf-8"?>
 <ds:datastoreItem xmlns:ds="http://schemas.openxmlformats.org/officeDocument/2006/customXml" ds:itemID="{11111111-1234-1234-1234-123412341234}">
   <ds:schemaRefs>
     <ds:schemaRef ds:uri="http://customooxmlschemas.google.com/"/>
     <ds:schemaRef ds:uri="http://schemas.openxmlformats.org/officeDocument/2006/relationships"/>
   </ds:schemaRefs>
 </ds:datastoreItem>
-</file>
-
-<file path=customXml/itemProps2.xml><?xml version="1.0" encoding="utf-8"?>
-<ds:datastoreItem xmlns:ds="http://schemas.openxmlformats.org/officeDocument/2006/customXml" ds:itemID="{389F18BD-6719-414E-AA9D-9FB8C8BABC60}">
-  <ds:schemaRefs>
-    <ds:schemaRef ds:uri="http://schemas.openxmlformats.org/officeDocument/2006/bibliography"/>
-  </ds:schemaRefs>
-</ds:datastoreItem>
 </file>